--- a/manuscript/Manuscript_BSPC.docx
+++ b/manuscript/Manuscript_BSPC.docx
@@ -21,7 +21,7 @@
           <w:bCs/>
           <w:b/>
         </w:rPr>
-        <w:t xml:space="preserve">Evaluation Protocol Outweighs Multimodal Fusion in Wearable and</w:t>
+        <w:t xml:space="preserve">Evaluation Protocol Outweighs Multimodal Fusion in Wearable Stress and</w:t>
       </w:r>
       <w:r>
         <w:br/>
@@ -31,17 +31,7 @@
           <w:bCs/>
           <w:b/>
         </w:rPr>
-        <w:t xml:space="preserve">Camera-Based Stress and Attention Monitoring:</w:t>
-      </w:r>
-      <w:r>
-        <w:br/>
-      </w:r>
-      <w:r>
-        <w:rPr>
-          <w:bCs/>
-          <w:b/>
-        </w:rPr>
-        <w:t xml:space="preserve">A Systematic Review with Within-Study Meta-Analysis</w:t>
+        <w:t xml:space="preserve">Attention Monitoring: Systematic Review and Meta-Analysis</w:t>
       </w:r>
       <w:r>
         <w:br/>
@@ -402,7 +392,7 @@
           <w:bCs/>
           <w:b/>
         </w:rPr>
-        <w:t xml:space="preserve">Evaluation Protocol Outweighs Multimodal Fusion in Wearable and</w:t>
+        <w:t xml:space="preserve">Evaluation Protocol Outweighs Multimodal Fusion in Wearable Stress and</w:t>
       </w:r>
       <w:r>
         <w:br/>
@@ -412,21 +402,11 @@
           <w:bCs/>
           <w:b/>
         </w:rPr>
-        <w:t xml:space="preserve">Camera-Based Stress and Attention Monitoring:</w:t>
+        <w:t xml:space="preserve">Attention Monitoring: Systematic Review and Meta-Analysis</w:t>
       </w:r>
       <w:r>
         <w:br/>
       </w:r>
-      <w:r>
-        <w:rPr>
-          <w:bCs/>
-          <w:b/>
-        </w:rPr>
-        <w:t xml:space="preserve">A Systematic Review with Within-Study Meta-Analysis</w:t>
-      </w:r>
-      <w:r>
-        <w:br/>
-      </w:r>
     </w:p>
     <w:bookmarkStart w:id="20" w:name="abstract"/>
     <w:p>
@@ -442,261 +422,85 @@
         <w:pStyle w:val="FirstParagraph"/>
       </w:pPr>
       <w:r>
-        <w:rPr>
-          <w:bCs/>
-          <w:b/>
-        </w:rPr>
-        <w:t xml:space="preserve">Background:</w:t>
-      </w:r>
-      <w:r>
-        <w:t xml:space="preserve"> </w:t>
-      </w:r>
-      <w:r>
-        <w:t xml:space="preserve">Multimodal fusion of wearable physiological sensing and camera-based</w:t>
-      </w:r>
-      <w:r>
-        <w:t xml:space="preserve"> </w:t>
-      </w:r>
-      <w:r>
-        <w:t xml:space="preserve">sensing is widely presented as the route to deployable stress and attention monitoring.</w:t>
-      </w:r>
-      <w:r>
-        <w:t xml:space="preserve"> </w:t>
-      </w:r>
-      <w:r>
-        <w:t xml:space="preserve">The supporting evidence, however, is assembled almost entirely from between-study</w:t>
-      </w:r>
-      <w:r>
-        <w:t xml:space="preserve"> </w:t>
-      </w:r>
-      <w:r>
-        <w:t xml:space="preserve">comparisons in which fusion is confounded with the evaluation protocol, the cohort, the</w:t>
-      </w:r>
-      <w:r>
-        <w:t xml:space="preserve"> </w:t>
-      </w:r>
-      <w:r>
-        <w:t xml:space="preserve">dataset and the task definition.</w:t>
-      </w:r>
-    </w:p>
-    <w:p>
-      <w:pPr>
-        <w:pStyle w:val="BodyText"/>
-      </w:pPr>
-      <w:r>
-        <w:rPr>
-          <w:bCs/>
-          <w:b/>
-        </w:rPr>
-        <w:t xml:space="preserve">Methods:</w:t>
-      </w:r>
-      <w:r>
-        <w:t xml:space="preserve"> </w:t>
-      </w:r>
-      <w:r>
-        <w:t xml:space="preserve">We systematically screened 116 unique records published between 2022 and</w:t>
-      </w:r>
-      <w:r>
-        <w:t xml:space="preserve"> </w:t>
-      </w:r>
-      <w:r>
-        <w:t xml:space="preserve">2026 and retained 60 studies reporting stress, attention, drowsiness or cognitive-load</w:t>
-      </w:r>
-      <w:r>
-        <w:t xml:space="preserve"> </w:t>
-      </w:r>
-      <w:r>
-        <w:t xml:space="preserve">outcomes from wearable or camera-based sensing. Every included record was independently</w:t>
-      </w:r>
-      <w:r>
-        <w:t xml:space="preserve"> </w:t>
-      </w:r>
-      <w:r>
-        <w:t xml:space="preserve">corroborated against the publisher or indexed record before use, and no value that could</w:t>
-      </w:r>
-      <w:r>
-        <w:t xml:space="preserve"> </w:t>
-      </w:r>
-      <w:r>
-        <w:t xml:space="preserve">not be corroborated was carried into the synthesis. Rather than pooling headline accuracies</w:t>
-      </w:r>
-      <w:r>
-        <w:t xml:space="preserve"> </w:t>
-      </w:r>
-      <w:r>
-        <w:t xml:space="preserve">across studies, we extracted only</w:t>
-      </w:r>
-      <w:r>
-        <w:t xml:space="preserve"> </w:t>
-      </w:r>
-      <w:r>
-        <w:rPr>
-          <w:iCs/>
-          <w:i/>
-        </w:rPr>
-        <w:t xml:space="preserve">within-study</w:t>
-      </w:r>
-      <w:r>
-        <w:t xml:space="preserve"> </w:t>
-      </w:r>
-      <w:r>
-        <w:t xml:space="preserve">contrasts, in which a single research</w:t>
-      </w:r>
-      <w:r>
-        <w:t xml:space="preserve"> </w:t>
-      </w:r>
-      <w:r>
-        <w:t xml:space="preserve">team holds the cohort, the pipeline and the evaluation protocol fixed and varies one factor.</w:t>
-      </w:r>
-      <w:r>
-        <w:t xml:space="preserve"> </w:t>
-      </w:r>
-      <w:r>
-        <w:t xml:space="preserve">This yields two estimands: the fusion gain, obtained by adding modalities under a matched</w:t>
-      </w:r>
-      <w:r>
-        <w:t xml:space="preserve"> </w:t>
-      </w:r>
-      <w:r>
-        <w:t xml:space="preserve">protocol, and the evaluation-induced gap, obtained by changing personalization, deployment</w:t>
-      </w:r>
-      <w:r>
-        <w:t xml:space="preserve"> </w:t>
-      </w:r>
-      <w:r>
-        <w:t xml:space="preserve">setting, dataset or task granularity.</w:t>
-      </w:r>
-    </w:p>
-    <w:p>
-      <w:pPr>
-        <w:pStyle w:val="BodyText"/>
-      </w:pPr>
-      <w:r>
-        <w:rPr>
-          <w:bCs/>
-          <w:b/>
-        </w:rPr>
-        <w:t xml:space="preserve">Results:</w:t>
-      </w:r>
-      <w:r>
-        <w:t xml:space="preserve"> </w:t>
-      </w:r>
-      <w:r>
-        <w:t xml:space="preserve">Headline outcomes were corroborable for 28 of 60 studies (46.7%); the</w:t>
-      </w:r>
-      <w:r>
-        <w:t xml:space="preserve"> </w:t>
-      </w:r>
-      <w:r>
-        <w:t xml:space="preserve">validation protocol was recoverable for only 8 studies (13.3%) and a variance or confidence</w:t>
-      </w:r>
-      <w:r>
-        <w:t xml:space="preserve"> </w:t>
-      </w:r>
-      <w:r>
-        <w:t xml:space="preserve">interval for 3 (5.0%). Across 4 protocol-matched contrasts, the median within-study fusion</w:t>
-      </w:r>
-      <w:r>
-        <w:t xml:space="preserve"> </w:t>
-      </w:r>
-      <w:r>
-        <w:t xml:space="preserve">gain was +4.67 percentage points (pp, range +1.00 to +14.30). Across 10 within-study</w:t>
-      </w:r>
-      <w:r>
-        <w:t xml:space="preserve"> </w:t>
-      </w:r>
-      <w:r>
-        <w:t xml:space="preserve">evaluation contrasts, the median gap was 9.14 pp (range 1.26 to 48.66), approximately</w:t>
-      </w:r>
-      <w:r>
-        <w:t xml:space="preserve"> </w:t>
-      </w:r>
-      <w:r>
-        <w:t xml:space="preserve">twice the median fusion gain. Personalization alone accounted for a median gap of 38.03 pp,</w:t>
-      </w:r>
-      <w:r>
-        <w:t xml:space="preserve"> </w:t>
-      </w:r>
-      <w:r>
-        <w:t xml:space="preserve">including a fall from 95.06% to 67.65% accuracy and from 91.71 to 43.05 F1 within a</w:t>
-      </w:r>
-      <w:r>
-        <w:t xml:space="preserve"> </w:t>
-      </w:r>
-      <w:r>
-        <w:t xml:space="preserve">single study, and moving from the laboratory to free living cost 13.00 pp of F1. On WESAD,</w:t>
-      </w:r>
-      <w:r>
-        <w:t xml:space="preserve"> </w:t>
-      </w:r>
-      <w:r>
-        <w:t xml:space="preserve">9 of 10 corroborated records exceeded 86% and 7 of 9 exceeded 92% irrespective of</w:t>
-      </w:r>
-      <w:r>
-        <w:t xml:space="preserve"> </w:t>
-      </w:r>
-      <w:r>
-        <w:t xml:space="preserve">architecture, and leave-one-subject-out results (median 94.59%) were indistinguishable</w:t>
-      </w:r>
-      <w:r>
-        <w:t xml:space="preserve"> </w:t>
-      </w:r>
-      <w:r>
-        <w:t xml:space="preserve">from results whose protocol was never stated (median 95.06%). Reported accuracy was</w:t>
-      </w:r>
-      <w:r>
-        <w:t xml:space="preserve"> </w:t>
-      </w:r>
-      <w:r>
-        <w:t xml:space="preserve">uncorrelated with cohort size (r=+0.15, k=15).</w:t>
-      </w:r>
-    </w:p>
-    <w:p>
-      <w:pPr>
-        <w:pStyle w:val="BodyText"/>
-      </w:pPr>
-      <w:r>
-        <w:rPr>
-          <w:bCs/>
-          <w:b/>
-        </w:rPr>
-        <w:t xml:space="preserve">Conclusions:</w:t>
-      </w:r>
-      <w:r>
-        <w:t xml:space="preserve"> </w:t>
-      </w:r>
-      <w:r>
-        <w:t xml:space="preserve">Under matched conditions the benefit of multimodal fusion is real but</w:t>
-      </w:r>
-      <w:r>
-        <w:t xml:space="preserve"> </w:t>
-      </w:r>
-      <w:r>
-        <w:t xml:space="preserve">modest, and it is smaller than the performance swing produced by evaluation choices that are</w:t>
-      </w:r>
-      <w:r>
-        <w:t xml:space="preserve"> </w:t>
-      </w:r>
-      <w:r>
-        <w:t xml:space="preserve">frequently left unreported. WESAD has saturated to the point where it no longer discriminates</w:t>
-      </w:r>
-      <w:r>
-        <w:t xml:space="preserve"> </w:t>
-      </w:r>
-      <w:r>
-        <w:t xml:space="preserve">between architectures. We conclude with a reporting specification for translational work and</w:t>
-      </w:r>
-      <w:r>
-        <w:t xml:space="preserve"> </w:t>
-      </w:r>
-      <w:r>
-        <w:t xml:space="preserve">argue that subject-independent, cross-dataset and free-living evaluation, not further</w:t>
-      </w:r>
-      <w:r>
-        <w:t xml:space="preserve"> </w:t>
-      </w:r>
-      <w:r>
-        <w:t xml:space="preserve">architectural elaboration, is the binding constraint on deployable systems.</w:t>
+        <w:t xml:space="preserve">Multimodal fusion of wearable and camera-based sensing is widely presented as the route to</w:t>
+      </w:r>
+      <w:r>
+        <w:t xml:space="preserve"> </w:t>
+      </w:r>
+      <w:r>
+        <w:t xml:space="preserve">deployable stress and attention monitoring, yet the supporting evidence is assembled from</w:t>
+      </w:r>
+      <w:r>
+        <w:t xml:space="preserve"> </w:t>
+      </w:r>
+      <w:r>
+        <w:t xml:space="preserve">between-study comparisons that confound fusion with cohort, dataset and evaluation protocol.</w:t>
+      </w:r>
+      <w:r>
+        <w:t xml:space="preserve"> </w:t>
+      </w:r>
+      <w:r>
+        <w:t xml:space="preserve">We screened 116 records published between 2022 and 2026, retained 60 reporting stress,</w:t>
+      </w:r>
+      <w:r>
+        <w:t xml:space="preserve"> </w:t>
+      </w:r>
+      <w:r>
+        <w:t xml:space="preserve">attention, drowsiness or cognitive-load outcomes, and independently corroborated every record</w:t>
+      </w:r>
+      <w:r>
+        <w:t xml:space="preserve"> </w:t>
+      </w:r>
+      <w:r>
+        <w:t xml:space="preserve">before use. Restricting synthesis to within-study contrasts, in which one team holds cohort,</w:t>
+      </w:r>
+      <w:r>
+        <w:t xml:space="preserve"> </w:t>
+      </w:r>
+      <w:r>
+        <w:t xml:space="preserve">pipeline and protocol fixed, the median fusion gain was 4.67 percentage points (pp; k=4,</w:t>
+      </w:r>
+      <w:r>
+        <w:t xml:space="preserve"> </w:t>
+      </w:r>
+      <w:r>
+        <w:t xml:space="preserve">range 1.00 to 14.30). Across 10 within-study evaluation contrasts the median gap was 9.14 pp,</w:t>
+      </w:r>
+      <w:r>
+        <w:t xml:space="preserve"> </w:t>
+      </w:r>
+      <w:r>
+        <w:t xml:space="preserve">roughly twice as large: personalization alone reached 27.41 pp of accuracy and 48.66 pp of F1</w:t>
+      </w:r>
+      <w:r>
+        <w:t xml:space="preserve"> </w:t>
+      </w:r>
+      <w:r>
+        <w:t xml:space="preserve">within one study, and laboratory-to-field transfer cost 13.00 pp of F1. On WESAD, 7 of 9</w:t>
+      </w:r>
+      <w:r>
+        <w:t xml:space="preserve"> </w:t>
+      </w:r>
+      <w:r>
+        <w:t xml:space="preserve">records exceeded 92% irrespective of architecture, and leave-one-subject-out results were</w:t>
+      </w:r>
+      <w:r>
+        <w:t xml:space="preserve"> </w:t>
+      </w:r>
+      <w:r>
+        <w:t xml:space="preserve">indistinguishable from those whose protocol was never stated. Fusion helps, but less than</w:t>
+      </w:r>
+      <w:r>
+        <w:t xml:space="preserve"> </w:t>
+      </w:r>
+      <w:r>
+        <w:t xml:space="preserve">evaluation design; subject-independent field validation, not further architectural</w:t>
+      </w:r>
+      <w:r>
+        <w:t xml:space="preserve"> </w:t>
+      </w:r>
+      <w:r>
+        <w:t xml:space="preserve">elaboration, is the binding constraint on deployable systems.</w:t>
       </w:r>
     </w:p>
     <w:p>
@@ -720,7 +524,7 @@
         <w:t xml:space="preserve"> </w:t>
       </w:r>
       <w:r>
-        <w:t xml:space="preserve">biosensors; evaluation protocol; generalization.</w:t>
+        <w:t xml:space="preserve">biosensors; evaluation protocol.</w:t>
       </w:r>
     </w:p>
     <w:bookmarkEnd w:id="20"/>
@@ -1068,7 +872,7 @@
         <w:t xml:space="preserve"> </w:t>
       </w:r>
       <w:r>
-        <w:t xml:space="preserve">artefacts and variable skin contact, and physiological arousal caused by exertion is not</w:t>
+        <w:t xml:space="preserve">artifacts and variable skin contact, and physiological arousal caused by exertion is not</w:t>
       </w:r>
       <w:r>
         <w:t xml:space="preserve"> </w:t>
@@ -1232,7 +1036,7 @@
         <w:t xml:space="preserve"> </w:t>
       </w:r>
       <w:r>
-        <w:t xml:space="preserve">comparisons, how large is it? This matters because every deployment decision that favours a</w:t>
+        <w:t xml:space="preserve">comparisons, how large is it? This matters because every deployment decision that favors a</w:t>
       </w:r>
       <w:r>
         <w:t xml:space="preserve"> </w:t>
@@ -1687,7 +1491,7 @@
         <w:t xml:space="preserve"> </w:t>
       </w:r>
       <w:r>
-        <w:t xml:space="preserve">and viewing angle, and observe behaviour rather than autonomic state.</w:t>
+        <w:t xml:space="preserve">and viewing angle, and observe behavior rather than autonomic state.</w:t>
       </w:r>
     </w:p>
     <w:bookmarkEnd w:id="30"/>
@@ -9691,7 +9495,7 @@
         <w:t xml:space="preserve"> </w:t>
       </w:r>
       <w:r>
-        <w:t xml:space="preserve">baseline strengthens. This is the behaviour expected of a complementary-information effect</w:t>
+        <w:t xml:space="preserve">baseline strengthens. This is the behavior expected of a complementary-information effect</w:t>
       </w:r>
       <w:r>
         <w:t xml:space="preserve"> </w:t>
@@ -11256,7 +11060,7 @@
         <w:t xml:space="preserve"> </w:t>
       </w:r>
       <w:r>
-        <w:t xml:space="preserve">Transfer behaviour and the absence of a cohort-size effect.</w:t>
+        <w:t xml:space="preserve">Transfer behavior and the absence of a cohort-size effect.</w:t>
       </w:r>
       <w:r>
         <w:t xml:space="preserve"> </w:t>
@@ -12585,7 +12389,7 @@
         <w:t xml:space="preserve"> </w:t>
       </w:r>
       <w:r>
-        <w:t xml:space="preserve">field behaviour.</w:t>
+        <w:t xml:space="preserve">field behavior.</w:t>
       </w:r>
     </w:p>
     <w:p>
@@ -12593,37 +12397,13 @@
         <w:pStyle w:val="BodyText"/>
       </w:pPr>
       <w:r>
-        <w:t xml:space="preserve">Three concrete recommendations follow.</w:t>
-      </w:r>
-      <w:r>
-        <w:t xml:space="preserve"> </w:t>
-      </w:r>
-      <w:r>
-        <w:rPr>
-          <w:bCs/>
-          <w:b/>
-        </w:rPr>
-        <w:t xml:space="preserve">Report subject-independent performance as the</w:t>
-      </w:r>
-      <w:r>
-        <w:rPr>
-          <w:bCs/>
-          <w:b/>
-        </w:rPr>
-        <w:t xml:space="preserve"> </w:t>
-      </w:r>
-      <w:r>
-        <w:rPr>
-          <w:bCs/>
-          <w:b/>
-        </w:rPr>
-        <w:t xml:space="preserve">primary result:</w:t>
-      </w:r>
-      <w:r>
-        <w:t xml:space="preserve"> </w:t>
-      </w:r>
-      <w:r>
-        <w:t xml:space="preserve">personalized and subject-dependent figures may be reported alongside it, but</w:t>
+        <w:t xml:space="preserve">Three concrete recommendations follow. Report subject-independent performance as the</w:t>
+      </w:r>
+      <w:r>
+        <w:t xml:space="preserve"> </w:t>
+      </w:r>
+      <w:r>
+        <w:t xml:space="preserve">primary result: personalized and subject-dependent figures may be reported alongside it, but</w:t>
       </w:r>
       <w:r>
         <w:t xml:space="preserve"> </w:t>
@@ -12635,73 +12415,25 @@
         <w:t xml:space="preserve"> </w:t>
       </w:r>
       <w:r>
-        <w:t xml:space="preserve">of F1 [57].</w:t>
-      </w:r>
-      <w:r>
-        <w:t xml:space="preserve"> </w:t>
-      </w:r>
-      <w:r>
-        <w:rPr>
-          <w:bCs/>
-          <w:b/>
-        </w:rPr>
-        <w:t xml:space="preserve">Treat benchmark-to-benchmark transfer as insufficient evidence of</w:t>
-      </w:r>
-      <w:r>
-        <w:rPr>
-          <w:bCs/>
-          <w:b/>
-        </w:rPr>
-        <w:t xml:space="preserve"> </w:t>
-      </w:r>
-      <w:r>
-        <w:rPr>
-          <w:bCs/>
-          <w:b/>
-        </w:rPr>
-        <w:t xml:space="preserve">generalization:</w:t>
-      </w:r>
-      <w:r>
-        <w:t xml:space="preserve"> </w:t>
-      </w:r>
-      <w:r>
-        <w:t xml:space="preserve">it cost 4.00 pp in this corpus while benchmark-to-field transfer cost</w:t>
-      </w:r>
-      <w:r>
-        <w:t xml:space="preserve"> </w:t>
-      </w:r>
-      <w:r>
-        <w:t xml:space="preserve">14.56 pp [3,32,60].</w:t>
-      </w:r>
-      <w:r>
-        <w:t xml:space="preserve"> </w:t>
-      </w:r>
-      <w:r>
-        <w:rPr>
-          <w:bCs/>
-          <w:b/>
-        </w:rPr>
-        <w:t xml:space="preserve">Justify each additional sensor against the specific</w:t>
-      </w:r>
-      <w:r>
-        <w:rPr>
-          <w:bCs/>
-          <w:b/>
-        </w:rPr>
-        <w:t xml:space="preserve"> </w:t>
-      </w:r>
-      <w:r>
-        <w:rPr>
-          <w:bCs/>
-          <w:b/>
-        </w:rPr>
-        <w:t xml:space="preserve">unimodal baseline it displaces,</w:t>
-      </w:r>
-      <w:r>
-        <w:t xml:space="preserve"> </w:t>
-      </w:r>
-      <w:r>
-        <w:t xml:space="preserve">reporting the ablation under a matched protocol, because the</w:t>
+        <w:t xml:space="preserve">of F1 [57]. Treat benchmark-to-benchmark transfer as insufficient evidence of</w:t>
+      </w:r>
+      <w:r>
+        <w:t xml:space="preserve"> </w:t>
+      </w:r>
+      <w:r>
+        <w:t xml:space="preserve">generalization: it cost 4.00 pp in this corpus while benchmark-to-field transfer cost</w:t>
+      </w:r>
+      <w:r>
+        <w:t xml:space="preserve"> </w:t>
+      </w:r>
+      <w:r>
+        <w:t xml:space="preserve">14.56 pp [3,32,60]. Justify each additional sensor against the specific</w:t>
+      </w:r>
+      <w:r>
+        <w:t xml:space="preserve"> </w:t>
+      </w:r>
+      <w:r>
+        <w:t xml:space="preserve">unimodal baseline it displaces, reporting the ablation under a matched protocol, because the</w:t>
       </w:r>
       <w:r>
         <w:t xml:space="preserve"> </w:t>
@@ -13092,13 +12824,13 @@
       </w:r>
     </w:p>
     <w:bookmarkEnd w:id="90"/>
-    <w:bookmarkStart w:id="91" w:name="data-and-code-availability"/>
+    <w:bookmarkStart w:id="91" w:name="references"/>
     <w:p>
       <w:pPr>
         <w:pStyle w:val="Heading1"/>
       </w:pPr>
       <w:r>
-        <w:t xml:space="preserve">Data and Code Availability</w:t>
+        <w:t xml:space="preserve">References</w:t>
       </w:r>
     </w:p>
     <w:p>
@@ -13106,550 +12838,490 @@
         <w:pStyle w:val="FirstParagraph"/>
       </w:pPr>
       <w:r>
-        <w:t xml:space="preserve">The screened corpus, the verified evidence base, the extraction of all within-study</w:t>
-      </w:r>
-      <w:r>
-        <w:t xml:space="preserve"> </w:t>
-      </w:r>
-      <w:r>
-        <w:t xml:space="preserve">contrasts, and the scripts that generate every figure and data table in this manuscript are</w:t>
-      </w:r>
-      <w:r>
-        <w:t xml:space="preserve"> </w:t>
-      </w:r>
-      <w:r>
-        <w:t xml:space="preserve">provided as supplementary material so that each reported value can be traced to its source</w:t>
-      </w:r>
-      <w:r>
-        <w:t xml:space="preserve"> </w:t>
-      </w:r>
-      <w:r>
-        <w:t xml:space="preserve">record.</w:t>
+        <w:t xml:space="preserve">[1] Rescio G, Manni A, Ciccarelli M, Papetti A, Caroppo A, Leone A. A Deep Learning-Based Platform for Workers’ Stress Detection Using Minimally Intrusive Multisensory Devices. Sensors 2024;24:947. https://doi.org/10.3390/s24030947.</w:t>
+      </w:r>
+    </w:p>
+    <w:p>
+      <w:pPr>
+        <w:pStyle w:val="BodyText"/>
+      </w:pPr>
+      <w:r>
+        <w:t xml:space="preserve">[2] Donati M, Olivelli M, Giovannini R, Fanucci L. ECG-Based Stress Detection and Productivity Factors Monitoring: The Real-Time Production Factory System. Sensors 2023;23:5502. https://doi.org/10.3390/s23125502.</w:t>
+      </w:r>
+    </w:p>
+    <w:p>
+      <w:pPr>
+        <w:pStyle w:val="BodyText"/>
+      </w:pPr>
+      <w:r>
+        <w:t xml:space="preserve">[3] M. Khayyat M, Munshi RM, Alabduallah B, Lamoudan T, Ghith E, Kim T, et al. An improved biometric stress monitoring solution for working employees using heart rate variability data and Capsule Network model. PLOS ONE 2024;19:e0310776. https://doi.org/10.1371/journal.pone.0310776.</w:t>
+      </w:r>
+    </w:p>
+    <w:p>
+      <w:pPr>
+        <w:pStyle w:val="BodyText"/>
+      </w:pPr>
+      <w:r>
+        <w:t xml:space="preserve">[4] Sadeghi M, McDonald AD, Sasangohar F. Posttraumatic stress disorder hyperarousal event detection using smartwatch physiological and activity data. PLOS ONE 2022;17:e0267749. https://doi.org/10.1371/journal.pone.0267749.</w:t>
+      </w:r>
+    </w:p>
+    <w:p>
+      <w:pPr>
+        <w:pStyle w:val="BodyText"/>
+      </w:pPr>
+      <w:r>
+        <w:t xml:space="preserve">[5] Whiston A, Igou ER, Fortune DG, Analog Devices Team, Semkovska M. Examining Stress and Residual Symptoms in Remitted and Partially Remitted Depression Using a Wearable Electrodermal Activity Device: A Pilot Study. IEEE J Transl Eng Health Med 2023;11:96–106. https://doi.org/10.1109/JTEHM.2022.3228483.</w:t>
+      </w:r>
+    </w:p>
+    <w:p>
+      <w:pPr>
+        <w:pStyle w:val="BodyText"/>
+      </w:pPr>
+      <w:r>
+        <w:t xml:space="preserve">[6] Cajal D, De La Cámara C, Posadas-De Miguel M, Torrijos N, Nadal Ó, Blanco T, et al. Evaluation of Stress Response Using Smartphone PPG for Anxiety and Depression Monitoring. IEEE Access 2025;13:212689–703. https://doi.org/10.1109/ACCESS.2025.3643644.</w:t>
+      </w:r>
+    </w:p>
+    <w:p>
+      <w:pPr>
+        <w:pStyle w:val="BodyText"/>
+      </w:pPr>
+      <w:r>
+        <w:t xml:space="preserve">[7] Rafi H, Benezeth Y, Song FY, Reynaud P, Arnoux E, Demonceaux C. Tree-Based Personalized Clustered Federated Learning: A Driver Stress Monitoring Through Physiological Data Case Study. IEEE Internet Things J 2025;12:1688–98. https://doi.org/10.1109/JIOT.2024.3462302.</w:t>
+      </w:r>
+    </w:p>
+    <w:p>
+      <w:pPr>
+        <w:pStyle w:val="BodyText"/>
+      </w:pPr>
+      <w:r>
+        <w:t xml:space="preserve">[8] AlArnaout Z, Zaki C, Kotb Y, AlAkkoumi M, Mostafa N. Exploiting heart rate variability for driver drowsiness detection using wearable sensors and machine learning. Sci Rep 2025;15:24898. https://doi.org/10.1038/s41598-025-08582-2.</w:t>
+      </w:r>
+    </w:p>
+    <w:p>
+      <w:pPr>
+        <w:pStyle w:val="BodyText"/>
+      </w:pPr>
+      <w:r>
+        <w:t xml:space="preserve">[9] Pavan K, Singh A, Pawar DS, Ganapathy N. Multimodal Wearable-Based Automated Driver Inattention State Assessment Using Multidevices and Novel Cross-Modal Attention Framework. IEEE Sens Lett 2025;9:1–4. https://doi.org/10.1109/LSENS.2025.3596610.</w:t>
+      </w:r>
+    </w:p>
+    <w:p>
+      <w:pPr>
+        <w:pStyle w:val="BodyText"/>
+      </w:pPr>
+      <w:r>
+        <w:t xml:space="preserve">[10] Fernandez J, Martínez R, Innocenti B, López B. Contribution of EEG Signals for Students’ Stress Detection. IEEE Trans Affect Comput 2025;16:1235–46. https://doi.org/10.1109/TAFFC.2024.3503995.</w:t>
+      </w:r>
+    </w:p>
+    <w:p>
+      <w:pPr>
+        <w:pStyle w:val="BodyText"/>
+      </w:pPr>
+      <w:r>
+        <w:t xml:space="preserve">[11] Chen Q, Lee BG. Deep Learning Models for Stress Analysis in University Students: A Sudoku-Based Study. Sensors 2023;23:6099. https://doi.org/10.3390/s23136099.</w:t>
+      </w:r>
+    </w:p>
+    <w:p>
+      <w:pPr>
+        <w:pStyle w:val="BodyText"/>
+      </w:pPr>
+      <w:r>
+        <w:t xml:space="preserve">[12] Gedam S, Dutta S, Jha R. Analyzing mental stress in Indian students through advanced machine learning and wearable technologies. Sci Rep 2025;15:20610. https://doi.org/10.1038/s41598-025-06918-6.</w:t>
+      </w:r>
+    </w:p>
+    <w:p>
+      <w:pPr>
+        <w:pStyle w:val="BodyText"/>
+      </w:pPr>
+      <w:r>
+        <w:t xml:space="preserve">[13] Tutunji R, Kogias N, Kapteijns B, Krentz M, Krause F, Vassena E, et al. Detecting Prolonged Stress in Real Life Using Wearable Biosensors and Ecological Momentary Assessments: Naturalistic Experimental Study. J Med Internet Res 2023;25:e39995. https://doi.org/10.2196/39995.</w:t>
+      </w:r>
+    </w:p>
+    <w:p>
+      <w:pPr>
+        <w:pStyle w:val="BodyText"/>
+      </w:pPr>
+      <w:r>
+        <w:t xml:space="preserve">[14] Toshnazarov K, Lee U, Kim BH, Mishra V, Najarro LAC, Noh Y. SOSW : Stress Sensing With Off-the-Shelf Smartwatches in the Wild. IEEE Internet Things J 2024;11:21527–45. https://doi.org/10.1109/JIOT.2024.3375299.</w:t>
+      </w:r>
+    </w:p>
+    <w:p>
+      <w:pPr>
+        <w:pStyle w:val="BodyText"/>
+      </w:pPr>
+      <w:r>
+        <w:t xml:space="preserve">[15] Presby DM, Jasinski SR, Capodilupo ER. Wearable derived cardiovascular responses to stressors in free-living conditions. PLOS ONE 2023;18:e0285332. https://doi.org/10.1371/journal.pone.0285332.</w:t>
+      </w:r>
+    </w:p>
+    <w:p>
+      <w:pPr>
+        <w:pStyle w:val="BodyText"/>
+      </w:pPr>
+      <w:r>
+        <w:t xml:space="preserve">[16] Campanella S, Altaleb A, Belli A, Pierleoni P, Palma L. A Method for Stress Detection Using Empatica E4 Bracelet and Machine-Learning Techniques. Sensors 2023;23:3565. https://doi.org/10.3390/s23073565.</w:t>
+      </w:r>
+    </w:p>
+    <w:p>
+      <w:pPr>
+        <w:pStyle w:val="BodyText"/>
+      </w:pPr>
+      <w:r>
+        <w:t xml:space="preserve">[17] Hongn A, Bosch F, Prado LE, Ferrández JM, Bonomini MP. Wearable Physiological Signals under Acute Stress and Exercise Conditions. Sci Data 2025;12:520. https://doi.org/10.1038/s41597-025-04845-9.</w:t>
+      </w:r>
+    </w:p>
+    <w:p>
+      <w:pPr>
+        <w:pStyle w:val="BodyText"/>
+      </w:pPr>
+      <w:r>
+        <w:t xml:space="preserve">[18] Kumar S, Raj Chauhan A, Akhil, Kumar A, Yang G. Resp-BoostNet: Mental Stress Detection From Biomarkers Measurable by Smartwatches Using Boosting Neural Network Technique. IEEE Access 2024;12:149861–74. https://doi.org/10.1109/ACCESS.2024.3461588.</w:t>
+      </w:r>
+    </w:p>
+    <w:p>
+      <w:pPr>
+        <w:pStyle w:val="BodyText"/>
+      </w:pPr>
+      <w:r>
+        <w:t xml:space="preserve">[19] Barki H, Nkenyereye L, Chung W-Y. Detection and Classification of Mental Stress Using In-Ear Plethysmography and a Vision Transformer. IEEE Sens J 2025;25:4015–27. https://doi.org/10.1109/JSEN.2024.3512595.</w:t>
+      </w:r>
+    </w:p>
+    <w:p>
+      <w:pPr>
+        <w:pStyle w:val="BodyText"/>
+      </w:pPr>
+      <w:r>
+        <w:t xml:space="preserve">[20] Mai N-D, Chung W-Y. On-Chip Mental Stress Detection: Integrating a Wearable Behind-The-Ear EEG Device With Embedded Tiny Neural Network. IEEE J Biomed Health Inform 2025;29:1872–85. https://doi.org/10.1109/JBHI.2024.3519600.</w:t>
+      </w:r>
+    </w:p>
+    <w:p>
+      <w:pPr>
+        <w:pStyle w:val="BodyText"/>
+      </w:pPr>
+      <w:r>
+        <w:t xml:space="preserve">[21] Mohammadi A, Fakharzadeh M, Baraeinejad B. An Integrated Human Stress Detection Sensor Using Supervised Algorithms. IEEE Sens J 2022;22:8216–23. https://doi.org/10.1109/JSEN.2022.3157795.</w:t>
+      </w:r>
+    </w:p>
+    <w:p>
+      <w:pPr>
+        <w:pStyle w:val="BodyText"/>
+      </w:pPr>
+      <w:r>
+        <w:t xml:space="preserve">[22] Pei X, Ghandehari A, Chakoma S, Rajendran J, Tavares-Negrete JA, Esfandyarpour R. A quantitative, multimodal wearable bioelectronic device for comprehensive stress assessment and sub-classification. Nat Commun 2026;17:1150. https://doi.org/10.1038/s41467-025-67747-9.</w:t>
+      </w:r>
+    </w:p>
+    <w:p>
+      <w:pPr>
+        <w:pStyle w:val="BodyText"/>
+      </w:pPr>
+      <w:r>
+        <w:t xml:space="preserve">[23] Stojchevska M, Steenwinckel B, Van Der Donckt J, De Brouwer M, Goris A, De Turck F, et al. Assessing the added value of context during stress detection from wearable data. BMC Med Inform Decis Mak 2022;22:268. https://doi.org/10.1186/s12911-022-02010-5.</w:t>
+      </w:r>
+    </w:p>
+    <w:p>
+      <w:pPr>
+        <w:pStyle w:val="BodyText"/>
+      </w:pPr>
+      <w:r>
+        <w:t xml:space="preserve">[24] Xu J, Song C, Yue Z, Ding S. Facial Video-Based Non-Contact Stress Recognition Utilizing Multi-Task Learning With Peak Attention. IEEE J Biomed Health Inform 2024;28:5335–46. https://doi.org/10.1109/JBHI.2024.3412103.</w:t>
+      </w:r>
+    </w:p>
+    <w:p>
+      <w:pPr>
+        <w:pStyle w:val="BodyText"/>
+      </w:pPr>
+      <w:r>
+        <w:t xml:space="preserve">[25] Rescio G, Manni A, Caroppo A, Ciccarelli M, Papetti A, Leone A. Ambient and wearable system for workers’ stress evaluation. Comput Ind 2023;148:103905. https://doi.org/10.1016/j.compind.2023.103905.</w:t>
+      </w:r>
+    </w:p>
+    <w:p>
+      <w:pPr>
+        <w:pStyle w:val="BodyText"/>
+      </w:pPr>
+      <w:r>
+        <w:t xml:space="preserve">[26] Vos G, Trinh K, Sarnyai Z, Rahimi Azghadi M. Generalizable machine learning for stress monitoring from wearable devices: A systematic literature review. Int J Med Inform 2023;173:105026. https://doi.org/10.1016/j.ijmedinf.2023.105026.</w:t>
+      </w:r>
+    </w:p>
+    <w:p>
+      <w:pPr>
+        <w:pStyle w:val="BodyText"/>
+      </w:pPr>
+      <w:r>
+        <w:t xml:space="preserve">[27] Zhu L, Spachos P, Ng PC, Yu Y, Wang Y, Plataniotis K, et al. Stress Detection Through Wrist-Based Electrodermal Activity Monitoring and Machine Learning. IEEE J Biomed Health Inform 2023;27:2155–65. https://doi.org/10.1109/JBHI.2023.3239305.</w:t>
+      </w:r>
+    </w:p>
+    <w:p>
+      <w:pPr>
+        <w:pStyle w:val="BodyText"/>
+      </w:pPr>
+      <w:r>
+        <w:t xml:space="preserve">[28] Almadhor A, Sampedro GA, Abisado M, Abbas S, Kim Y-J, Khan MA, et al. Wrist-Based Electrodermal Activity Monitoring for Stress Detection Using Federated Learning. Sensors 2023;23:3984. https://doi.org/10.3390/s23083984.</w:t>
+      </w:r>
+    </w:p>
+    <w:p>
+      <w:pPr>
+        <w:pStyle w:val="BodyText"/>
+      </w:pPr>
+      <w:r>
+        <w:t xml:space="preserve">[29] Alsahreef MS, Alfahmi M, Alharbi E, Jones JM, Jaber M, Alomainy A. IoMT-Based Proactive Approach for Detecting Stress in Physicians to Reduce Medical Errors. IEEE Access 2026;14:45934–47. https://doi.org/10.1109/ACCESS.2026.3674740.</w:t>
+      </w:r>
+    </w:p>
+    <w:p>
+      <w:pPr>
+        <w:pStyle w:val="BodyText"/>
+      </w:pPr>
+      <w:r>
+        <w:t xml:space="preserve">[30] Anandan M, Palanisamy R. Wearable ECG Sensor-Based Cognitive Stress Detection During Physical Activity Using Multifractal Detrended Fluctuation Analysis. IEEE Sens Lett 2025;9:1–4. https://doi.org/10.1109/LSENS.2025.3605112.</w:t>
+      </w:r>
+    </w:p>
+    <w:p>
+      <w:pPr>
+        <w:pStyle w:val="BodyText"/>
+      </w:pPr>
+      <w:r>
+        <w:t xml:space="preserve">[31] Ali MS, Motin MA, Kabir S. ReTeNet: A Residual Encoder and Transformer Encoders Network for Stress Monitoring From Wearable Device. IEEE Signal Process Lett 2025;32:3635–9. https://doi.org/10.1109/LSP.2025.3607767.</w:t>
+      </w:r>
+    </w:p>
+    <w:p>
+      <w:pPr>
+        <w:pStyle w:val="BodyText"/>
+      </w:pPr>
+      <w:r>
+        <w:t xml:space="preserve">[32] Ali MS, Bipro SS, Motin MA, Kabir S, Sharma M, Chowdhury MEH. TEANet: A Transpose-Enhanced Autoencoder Network for Stress Monitoring on Resource-Constrained Wearable Device. IEEE Access 2026;14:9560–71. https://doi.org/10.1109/ACCESS.2025.3644400.</w:t>
+      </w:r>
+    </w:p>
+    <w:p>
+      <w:pPr>
+        <w:pStyle w:val="BodyText"/>
+      </w:pPr>
+      <w:r>
+        <w:t xml:space="preserve">[33] Ali MS, Motin MA, Bipro SS, Kabir S, Syfullah MK, Kumar DK. Detection of Mental Stress From Photoplethysmography for Under-Resourced Healthcare Systems. IEEE Sens J 2026;26:6293–301. https://doi.org/10.1109/JSEN.2025.3649586.</w:t>
+      </w:r>
+    </w:p>
+    <w:p>
+      <w:pPr>
+        <w:pStyle w:val="BodyText"/>
+      </w:pPr>
+      <w:r>
+        <w:t xml:space="preserve">[34] Rashid N, Mortlock T, Faruque MAA. Stress Detection Using Context-Aware Sensor Fusion From Wearable Devices. IEEE Internet Things J 2023;10:14114–27. https://doi.org/10.1109/JIOT.2023.3265768.</w:t>
+      </w:r>
+    </w:p>
+    <w:p>
+      <w:pPr>
+        <w:pStyle w:val="BodyText"/>
+      </w:pPr>
+      <w:r>
+        <w:t xml:space="preserve">[35] Awada M, Becerik Gerber B, Lucas GM, Roll SC. Stress appraisal in the workplace and its associations with productivity and mood: Insights from a multimodal machine learning analysis. PLOS ONE 2024;19:e0296468. https://doi.org/10.1371/journal.pone.0296468.</w:t>
+      </w:r>
+    </w:p>
+    <w:p>
+      <w:pPr>
+        <w:pStyle w:val="BodyText"/>
+      </w:pPr>
+      <w:r>
+        <w:t xml:space="preserve">[36] Rahman FN, Bindra PS, Nawar A, Crane HT, Sanchez-Perez JA, Berkebile JA, et al. A wearable system enabling acute stress monitoring and closed-loop mitigation through transcutaneous median nerve stimulation. Biosens Bioelectron 2026;301:118461. https://doi.org/10.1016/j.bios.2026.118461.</w:t>
+      </w:r>
+    </w:p>
+    <w:p>
+      <w:pPr>
+        <w:pStyle w:val="BodyText"/>
+      </w:pPr>
+      <w:r>
+        <w:t xml:space="preserve">[37] Jui SJJ, Deo RC, Acharya R, Barua PD, Soar J, Devi A. Explainable stress detection system using hybrid CNN-Transformer and uncertainty quantification with copula GAN-based data. Biomed Signal Process Control 2026;120:109934. https://doi.org/10.1016/j.bspc.2026.109934.</w:t>
+      </w:r>
+    </w:p>
+    <w:p>
+      <w:pPr>
+        <w:pStyle w:val="BodyText"/>
+      </w:pPr>
+      <w:r>
+        <w:t xml:space="preserve">[38] Modi N, Kumar Y, Mehta K, Chaplot N. Physiological signal-based mental stress detection using hybrid deep learning models. Discov Artif Intell 2025;5:166. https://doi.org/10.1007/s44163-025-00412-8.</w:t>
+      </w:r>
+    </w:p>
+    <w:p>
+      <w:pPr>
+        <w:pStyle w:val="BodyText"/>
+      </w:pPr>
+      <w:r>
+        <w:t xml:space="preserve">[39] Li Y, Li K, Chen J, Wang S, Lu H, Wen D. Pilot Stress Detection Through Physiological Signals Using a Transformer-Based Deep Learning Model. IEEE Sens J 2023;23:11774–84. https://doi.org/10.1109/JSEN.2023.3247341.</w:t>
+      </w:r>
+    </w:p>
+    <w:p>
+      <w:pPr>
+        <w:pStyle w:val="BodyText"/>
+      </w:pPr>
+      <w:r>
+        <w:t xml:space="preserve">[40] Ehrhart M, Resch B, Havas C, Niederseer D. A Conditional GAN for Generating Time Series Data for Stress Detection in Wearable Physiological Sensor Data. Sensors 2022;22:5969. https://doi.org/10.3390/s22165969.</w:t>
+      </w:r>
+    </w:p>
+    <w:p>
+      <w:pPr>
+        <w:pStyle w:val="BodyText"/>
+      </w:pPr>
+      <w:r>
+        <w:t xml:space="preserve">[41] Gabrielli D, Prenkaj B, Velardi P. Seamless monitoring of stress levels leveraging a foundational model for time sequences. Artif Intell Med 2026;173:103336. https://doi.org/10.1016/j.artmed.2025.103336.</w:t>
+      </w:r>
+    </w:p>
+    <w:p>
+      <w:pPr>
+        <w:pStyle w:val="BodyText"/>
+      </w:pPr>
+      <w:r>
+        <w:t xml:space="preserve">[42] Bello-Orgaz G, Menéndez HD, Quintana-Quiroga F, Díaz-Álvarez A. Smart devices and stress level detection: Balancing machine learning model complexity and device intrusiveness. Biomed Signal Process Control 2026;117:109683. https://doi.org/10.1016/j.bspc.2026.109683.</w:t>
+      </w:r>
+    </w:p>
+    <w:p>
+      <w:pPr>
+        <w:pStyle w:val="BodyText"/>
+      </w:pPr>
+      <w:r>
+        <w:t xml:space="preserve">[43] Momeni N, Valdes AA, Rodrigues J, Sandi C, Atienza D. CAFS: Cost-Aware Features Selection Method for Multimodal Stress Monitoring on Wearable Devices. IEEE Trans Biomed Eng 2022;69:1072–84. https://doi.org/10.1109/TBME.2021.3113593.</w:t>
+      </w:r>
+    </w:p>
+    <w:p>
+      <w:pPr>
+        <w:pStyle w:val="BodyText"/>
+      </w:pPr>
+      <w:r>
+        <w:t xml:space="preserve">[44] Khan HA, Nguyen TN, Shafiq G, Mirza J, Javed MA. A Secure Wearable Framework for Stress Detection in Patients Affected by Communicable Diseases. IEEE Sens J 2023;23:981–8. https://doi.org/10.1109/JSEN.2022.3204586.</w:t>
+      </w:r>
+    </w:p>
+    <w:p>
+      <w:pPr>
+        <w:pStyle w:val="BodyText"/>
+      </w:pPr>
+      <w:r>
+        <w:t xml:space="preserve">[45] Moser MK, Ehrhart M, Resch B. An Explainable Deep Learning Approach for Stress Detection in Wearable Sensor Measurements. Sensors 2024;24:5085. https://doi.org/10.3390/s24165085.</w:t>
+      </w:r>
+    </w:p>
+    <w:p>
+      <w:pPr>
+        <w:pStyle w:val="BodyText"/>
+      </w:pPr>
+      <w:r>
+        <w:t xml:space="preserve">[46] Shikha S, Sethia D, Indu S. Optimization of Wearable Biosensor Data for Stress Classification Using Machine Learning and Explainable AI. IEEE Access 2024;12:169310–27. https://doi.org/10.1109/ACCESS.2024.3463742.</w:t>
+      </w:r>
+    </w:p>
+    <w:p>
+      <w:pPr>
+        <w:pStyle w:val="BodyText"/>
+      </w:pPr>
+      <w:r>
+        <w:t xml:space="preserve">[47] Rahman S, Udhayakumar R, Kaplan D, McCarthy B, Dawood T, Mellor N, et al. Photoplethysmography as a noninvasive surrogate for microneurography in measuring stress-induced sympathetic nervous activation – A machine learning approach. Comput Biol Med 2025;185:109522. https://doi.org/10.1016/j.compbiomed.2024.109522.</w:t>
+      </w:r>
+    </w:p>
+    <w:p>
+      <w:pPr>
+        <w:pStyle w:val="BodyText"/>
+      </w:pPr>
+      <w:r>
+        <w:t xml:space="preserve">[48] De Marchi B, Agovi E, Aliverti A. Stress Level Assessment by a Multi-Parametric Wearable Platform: Relevance of Different Physiological Signals. Inf Syst Front 2025;27:113–37. https://doi.org/10.1007/s10796-024-10550-6.</w:t>
+      </w:r>
+    </w:p>
+    <w:p>
+      <w:pPr>
+        <w:pStyle w:val="BodyText"/>
+      </w:pPr>
+      <w:r>
+        <w:t xml:space="preserve">[49] Onim MSH, Thapliyal H, Rhodus EK. Utilizing Machine Learning for Context-Aware Digital Biomarker of Stress in Older Adults. Information 2024;15:274. https://doi.org/10.3390/info15050274.</w:t>
+      </w:r>
+    </w:p>
+    <w:p>
+      <w:pPr>
+        <w:pStyle w:val="BodyText"/>
+      </w:pPr>
+      <w:r>
+        <w:t xml:space="preserve">[50] Moser MK, Resch B, Ehrhart M. An Individual-Oriented Algorithm for Stress Detection in Wearable Sensor Measurements. IEEE Sens J 2023;23:22845–56. https://doi.org/10.1109/JSEN.2023.3304422.</w:t>
+      </w:r>
+    </w:p>
+    <w:p>
+      <w:pPr>
+        <w:pStyle w:val="BodyText"/>
+      </w:pPr>
+      <w:r>
+        <w:t xml:space="preserve">[51] Bin Heyat MB, Akhtar F, Abbas SJ, Al-Sarem M, Alqarafi A, Stalin A, et al. Wearable Flexible Electronics Based Cardiac Electrode for Researcher Mental Stress Detection System Using Machine Learning Models on Single Lead Electrocardiogram Signal. Biosensors 2022;12:427. https://doi.org/10.3390/bios12060427.</w:t>
+      </w:r>
+    </w:p>
+    <w:p>
+      <w:pPr>
+        <w:pStyle w:val="BodyText"/>
+      </w:pPr>
+      <w:r>
+        <w:t xml:space="preserve">[52] Ribeiro G, Postolache O, Martín FF. A New Intelligent Approach for Automatic Stress Level Assessment Based on Multiple Physiological Parameters Monitoring. IEEE Trans Instrum Meas 2024;73:1–14. https://doi.org/10.1109/TIM.2023.3342218.</w:t>
+      </w:r>
+    </w:p>
+    <w:p>
+      <w:pPr>
+        <w:pStyle w:val="BodyText"/>
+      </w:pPr>
+      <w:r>
+        <w:t xml:space="preserve">[53] Subathra P, Malarvizhi S, Ferents Koni Jiavana K, Patil S. A Wearable Electronic Band for Stress Understanding Using Machine Learning. IEEE Sens J 2025;25:38639–48. https://doi.org/10.1109/JSEN.2025.3590380.</w:t>
+      </w:r>
+    </w:p>
+    <w:p>
+      <w:pPr>
+        <w:pStyle w:val="BodyText"/>
+      </w:pPr>
+      <w:r>
+        <w:t xml:space="preserve">[54] Vos G, Trinh K, Sarnyai Z, Rahimi Azghadi M. Ensemble machine learning model trained on a new synthesized dataset generalizes well for stress prediction using wearable devices. J Biomed Inform 2023;148:104556. https://doi.org/10.1016/j.jbi.2023.104556.</w:t>
+      </w:r>
+    </w:p>
+    <w:p>
+      <w:pPr>
+        <w:pStyle w:val="BodyText"/>
+      </w:pPr>
+      <w:r>
+        <w:t xml:space="preserve">[55] El Arwadi L, Abu Daher L. CardioMind: Deep Learning Framework for Stress Detection Using IoT Devices. IEEE Access 2025;13:197027–42. https://doi.org/10.1109/ACCESS.2025.3633760.</w:t>
+      </w:r>
+    </w:p>
+    <w:p>
+      <w:pPr>
+        <w:pStyle w:val="BodyText"/>
+      </w:pPr>
+      <w:r>
+        <w:t xml:space="preserve">[56] Bloomfield LSP, Fudolig MI, Kim J, Llorin J, Lovato JL, McGinnis EW, et al. Predicting stress in first-year college students using sleep data from wearable devices. PLOS Digit Health 2024;3:e0000473. https://doi.org/10.1371/journal.pdig.0000473.</w:t>
+      </w:r>
+    </w:p>
+    <w:p>
+      <w:pPr>
+        <w:pStyle w:val="BodyText"/>
+      </w:pPr>
+      <w:r>
+        <w:t xml:space="preserve">[57] Li J, Washington P. A Comparison of Personalized and Generalized Approaches to Emotion Recognition Using Consumer Wearable Devices: Machine Learning Study. JMIR AI 2024;3:e52171. https://doi.org/10.2196/52171.</w:t>
+      </w:r>
+    </w:p>
+    <w:p>
+      <w:pPr>
+        <w:pStyle w:val="BodyText"/>
+      </w:pPr>
+      <w:r>
+        <w:t xml:space="preserve">[58] Abdul Kader L, Al-Shargie F, Tariq U, Al-Nashash H. One-Channel Wearable Mental Stress State Monitoring System. Sensors 2024;24:5373. https://doi.org/10.3390/s24165373.</w:t>
+      </w:r>
+    </w:p>
+    <w:p>
+      <w:pPr>
+        <w:pStyle w:val="BodyText"/>
+      </w:pPr>
+      <w:r>
+        <w:t xml:space="preserve">[59] Kim H, Song S, Cho BH, Jang DP. Deep learning-based stress detection for daily life use using single-channel EEG and GSR in a virtual reality interview paradigm. PLOS ONE 2024;19:e0305864. https://doi.org/10.1371/journal.pone.0305864.</w:t>
+      </w:r>
+    </w:p>
+    <w:p>
+      <w:pPr>
+        <w:pStyle w:val="BodyText"/>
+      </w:pPr>
+      <w:r>
+        <w:t xml:space="preserve">[60] Laiti J, Liu Y, Dunne PJ, Byrne E, Zhu T. Real-World Classification of Student Stress and Fatigue Using Wearable PPG Recordings. IEEE Trans Affect Comput 2026;17:587–601. https://doi.org/10.1109/TAFFC.2025.3628467.</w:t>
+      </w:r>
+    </w:p>
+    <w:p>
+      <w:pPr>
+        <w:pStyle w:val="BodyText"/>
+      </w:pPr>
+      <w:r>
+        <w:t xml:space="preserve">[61] Kim W, Kutsuzawa G, Maruyama M. Emotion recognition and forecasting from wearable data via cluster-guided attention with cross-species pretraining. Intell Syst Appl 2025;27:200560. https://doi.org/10.1016/j.iswa.2025.200560.</w:t>
       </w:r>
     </w:p>
     <w:bookmarkEnd w:id="91"/>
-    <w:bookmarkStart w:id="92" w:name="declaration-of-competing-interest"/>
-    <w:p>
-      <w:pPr>
-        <w:pStyle w:val="Heading1"/>
-      </w:pPr>
-      <w:r>
-        <w:t xml:space="preserve">Declaration of Competing Interest</w:t>
-      </w:r>
-    </w:p>
-    <w:p>
-      <w:pPr>
-        <w:pStyle w:val="FirstParagraph"/>
-      </w:pPr>
-      <w:r>
-        <w:t xml:space="preserve">The authors declare that they have no known competing financial interests or personal</w:t>
-      </w:r>
-      <w:r>
-        <w:t xml:space="preserve"> </w:t>
-      </w:r>
-      <w:r>
-        <w:t xml:space="preserve">relationships that could have appeared to influence the work reported in this paper.</w:t>
-      </w:r>
-    </w:p>
-    <w:bookmarkEnd w:id="92"/>
-    <w:bookmarkStart w:id="93" w:name="references"/>
-    <w:p>
-      <w:pPr>
-        <w:pStyle w:val="Heading1"/>
-      </w:pPr>
-      <w:r>
-        <w:t xml:space="preserve">References</w:t>
-      </w:r>
-    </w:p>
-    <w:p>
-      <w:pPr>
-        <w:pStyle w:val="FirstParagraph"/>
-      </w:pPr>
-      <w:r>
-        <w:t xml:space="preserve">[1] Rescio G, Manni A, Ciccarelli M, Papetti A, Caroppo A, Leone A. A Deep Learning-Based Platform for Workers’ Stress Detection Using Minimally Intrusive Multisensory Devices. Sensors 2024;24:947. https://doi.org/10.3390/s24030947.</w:t>
-      </w:r>
-    </w:p>
-    <w:p>
-      <w:pPr>
-        <w:pStyle w:val="BodyText"/>
-      </w:pPr>
-      <w:r>
-        <w:t xml:space="preserve">[2] Donati M, Olivelli M, Giovannini R, Fanucci L. ECG-Based Stress Detection and Productivity Factors Monitoring: The Real-Time Production Factory System. Sensors 2023;23:5502. https://doi.org/10.3390/s23125502.</w:t>
-      </w:r>
-    </w:p>
-    <w:p>
-      <w:pPr>
-        <w:pStyle w:val="BodyText"/>
-      </w:pPr>
-      <w:r>
-        <w:t xml:space="preserve">[3] M. Khayyat M, Munshi RM, Alabduallah B, Lamoudan T, Ghith E, Kim T, et al. An improved biometric stress monitoring solution for working employees using heart rate variability data and Capsule Network model. PLOS ONE 2024;19:e0310776. https://doi.org/10.1371/journal.pone.0310776.</w:t>
-      </w:r>
-    </w:p>
-    <w:p>
-      <w:pPr>
-        <w:pStyle w:val="BodyText"/>
-      </w:pPr>
-      <w:r>
-        <w:t xml:space="preserve">[4] Sadeghi M, McDonald AD, Sasangohar F. Posttraumatic stress disorder hyperarousal event detection using smartwatch physiological and activity data. PLOS ONE 2022;17:e0267749. https://doi.org/10.1371/journal.pone.0267749.</w:t>
-      </w:r>
-    </w:p>
-    <w:p>
-      <w:pPr>
-        <w:pStyle w:val="BodyText"/>
-      </w:pPr>
-      <w:r>
-        <w:t xml:space="preserve">[5] Whiston A, Igou ER, Fortune DG, Analog Devices Team, Semkovska M. Examining Stress and Residual Symptoms in Remitted and Partially Remitted Depression Using a Wearable Electrodermal Activity Device: A Pilot Study. IEEE J Transl Eng Health Med 2023;11:96–106. https://doi.org/10.1109/JTEHM.2022.3228483.</w:t>
-      </w:r>
-    </w:p>
-    <w:p>
-      <w:pPr>
-        <w:pStyle w:val="BodyText"/>
-      </w:pPr>
-      <w:r>
-        <w:t xml:space="preserve">[6] Cajal D, De La Cámara C, Posadas-De Miguel M, Torrijos N, Nadal Ó, Blanco T, et al. Evaluation of Stress Response Using Smartphone PPG for Anxiety and Depression Monitoring. IEEE Access 2025;13:212689–703. https://doi.org/10.1109/ACCESS.2025.3643644.</w:t>
-      </w:r>
-    </w:p>
-    <w:p>
-      <w:pPr>
-        <w:pStyle w:val="BodyText"/>
-      </w:pPr>
-      <w:r>
-        <w:t xml:space="preserve">[7] Rafi H, Benezeth Y, Song FY, Reynaud P, Arnoux E, Demonceaux C. Tree-Based Personalized Clustered Federated Learning: A Driver Stress Monitoring Through Physiological Data Case Study. IEEE Internet Things J 2025;12:1688–98. https://doi.org/10.1109/JIOT.2024.3462302.</w:t>
-      </w:r>
-    </w:p>
-    <w:p>
-      <w:pPr>
-        <w:pStyle w:val="BodyText"/>
-      </w:pPr>
-      <w:r>
-        <w:t xml:space="preserve">[8] AlArnaout Z, Zaki C, Kotb Y, AlAkkoumi M, Mostafa N. Exploiting heart rate variability for driver drowsiness detection using wearable sensors and machine learning. Sci Rep 2025;15:24898. https://doi.org/10.1038/s41598-025-08582-2.</w:t>
-      </w:r>
-    </w:p>
-    <w:p>
-      <w:pPr>
-        <w:pStyle w:val="BodyText"/>
-      </w:pPr>
-      <w:r>
-        <w:t xml:space="preserve">[9] Pavan K, Singh A, Pawar DS, Ganapathy N. Multimodal Wearable-Based Automated Driver Inattention State Assessment Using Multidevices and Novel Cross-Modal Attention Framework. IEEE Sens Lett 2025;9:1–4. https://doi.org/10.1109/LSENS.2025.3596610.</w:t>
-      </w:r>
-    </w:p>
-    <w:p>
-      <w:pPr>
-        <w:pStyle w:val="BodyText"/>
-      </w:pPr>
-      <w:r>
-        <w:t xml:space="preserve">[10] Fernandez J, Martínez R, Innocenti B, López B. Contribution of EEG Signals for Students’ Stress Detection. IEEE Trans Affect Comput 2025;16:1235–46. https://doi.org/10.1109/TAFFC.2024.3503995.</w:t>
-      </w:r>
-    </w:p>
-    <w:p>
-      <w:pPr>
-        <w:pStyle w:val="BodyText"/>
-      </w:pPr>
-      <w:r>
-        <w:t xml:space="preserve">[11] Chen Q, Lee BG. Deep Learning Models for Stress Analysis in University Students: A Sudoku-Based Study. Sensors 2023;23:6099. https://doi.org/10.3390/s23136099.</w:t>
-      </w:r>
-    </w:p>
-    <w:p>
-      <w:pPr>
-        <w:pStyle w:val="BodyText"/>
-      </w:pPr>
-      <w:r>
-        <w:t xml:space="preserve">[12] Gedam S, Dutta S, Jha R. Analyzing mental stress in Indian students through advanced machine learning and wearable technologies. Sci Rep 2025;15:20610. https://doi.org/10.1038/s41598-025-06918-6.</w:t>
-      </w:r>
-    </w:p>
-    <w:p>
-      <w:pPr>
-        <w:pStyle w:val="BodyText"/>
-      </w:pPr>
-      <w:r>
-        <w:t xml:space="preserve">[13] Tutunji R, Kogias N, Kapteijns B, Krentz M, Krause F, Vassena E, et al. Detecting Prolonged Stress in Real Life Using Wearable Biosensors and Ecological Momentary Assessments: Naturalistic Experimental Study. J Med Internet Res 2023;25:e39995. https://doi.org/10.2196/39995.</w:t>
-      </w:r>
-    </w:p>
-    <w:p>
-      <w:pPr>
-        <w:pStyle w:val="BodyText"/>
-      </w:pPr>
-      <w:r>
-        <w:t xml:space="preserve">[14] Toshnazarov K, Lee U, Kim BH, Mishra V, Najarro LAC, Noh Y. SOSW : Stress Sensing With Off-the-Shelf Smartwatches in the Wild. IEEE Internet Things J 2024;11:21527–45. https://doi.org/10.1109/JIOT.2024.3375299.</w:t>
-      </w:r>
-    </w:p>
-    <w:p>
-      <w:pPr>
-        <w:pStyle w:val="BodyText"/>
-      </w:pPr>
-      <w:r>
-        <w:t xml:space="preserve">[15] Presby DM, Jasinski SR, Capodilupo ER. Wearable derived cardiovascular responses to stressors in free-living conditions. PLOS ONE 2023;18:e0285332. https://doi.org/10.1371/journal.pone.0285332.</w:t>
-      </w:r>
-    </w:p>
-    <w:p>
-      <w:pPr>
-        <w:pStyle w:val="BodyText"/>
-      </w:pPr>
-      <w:r>
-        <w:t xml:space="preserve">[16] Campanella S, Altaleb A, Belli A, Pierleoni P, Palma L. A Method for Stress Detection Using Empatica E4 Bracelet and Machine-Learning Techniques. Sensors 2023;23:3565. https://doi.org/10.3390/s23073565.</w:t>
-      </w:r>
-    </w:p>
-    <w:p>
-      <w:pPr>
-        <w:pStyle w:val="BodyText"/>
-      </w:pPr>
-      <w:r>
-        <w:t xml:space="preserve">[17] Hongn A, Bosch F, Prado LE, Ferrández JM, Bonomini MP. Wearable Physiological Signals under Acute Stress and Exercise Conditions. Sci Data 2025;12:520. https://doi.org/10.1038/s41597-025-04845-9.</w:t>
-      </w:r>
-    </w:p>
-    <w:p>
-      <w:pPr>
-        <w:pStyle w:val="BodyText"/>
-      </w:pPr>
-      <w:r>
-        <w:t xml:space="preserve">[18] Kumar S, Raj Chauhan A, Akhil, Kumar A, Yang G. Resp-BoostNet: Mental Stress Detection From Biomarkers Measurable by Smartwatches Using Boosting Neural Network Technique. IEEE Access 2024;12:149861–74. https://doi.org/10.1109/ACCESS.2024.3461588.</w:t>
-      </w:r>
-    </w:p>
-    <w:p>
-      <w:pPr>
-        <w:pStyle w:val="BodyText"/>
-      </w:pPr>
-      <w:r>
-        <w:t xml:space="preserve">[19] Barki H, Nkenyereye L, Chung W-Y. Detection and Classification of Mental Stress Using In-Ear Plethysmography and a Vision Transformer. IEEE Sens J 2025;25:4015–27. https://doi.org/10.1109/JSEN.2024.3512595.</w:t>
-      </w:r>
-    </w:p>
-    <w:p>
-      <w:pPr>
-        <w:pStyle w:val="BodyText"/>
-      </w:pPr>
-      <w:r>
-        <w:t xml:space="preserve">[20] Mai N-D, Chung W-Y. On-Chip Mental Stress Detection: Integrating a Wearable Behind-The-Ear EEG Device With Embedded Tiny Neural Network. IEEE J Biomed Health Inform 2025;29:1872–85. https://doi.org/10.1109/JBHI.2024.3519600.</w:t>
-      </w:r>
-    </w:p>
-    <w:p>
-      <w:pPr>
-        <w:pStyle w:val="BodyText"/>
-      </w:pPr>
-      <w:r>
-        <w:t xml:space="preserve">[21] Mohammadi A, Fakharzadeh M, Baraeinejad B. An Integrated Human Stress Detection Sensor Using Supervised Algorithms. IEEE Sens J 2022;22:8216–23. https://doi.org/10.1109/JSEN.2022.3157795.</w:t>
-      </w:r>
-    </w:p>
-    <w:p>
-      <w:pPr>
-        <w:pStyle w:val="BodyText"/>
-      </w:pPr>
-      <w:r>
-        <w:t xml:space="preserve">[22] Pei X, Ghandehari A, Chakoma S, Rajendran J, Tavares-Negrete JA, Esfandyarpour R. A quantitative, multimodal wearable bioelectronic device for comprehensive stress assessment and sub-classification. Nat Commun 2026;17:1150. https://doi.org/10.1038/s41467-025-67747-9.</w:t>
-      </w:r>
-    </w:p>
-    <w:p>
-      <w:pPr>
-        <w:pStyle w:val="BodyText"/>
-      </w:pPr>
-      <w:r>
-        <w:t xml:space="preserve">[23] Stojchevska M, Steenwinckel B, Van Der Donckt J, De Brouwer M, Goris A, De Turck F, et al. Assessing the added value of context during stress detection from wearable data. BMC Med Inform Decis Mak 2022;22:268. https://doi.org/10.1186/s12911-022-02010-5.</w:t>
-      </w:r>
-    </w:p>
-    <w:p>
-      <w:pPr>
-        <w:pStyle w:val="BodyText"/>
-      </w:pPr>
-      <w:r>
-        <w:t xml:space="preserve">[24] Xu J, Song C, Yue Z, Ding S. Facial Video-Based Non-Contact Stress Recognition Utilizing Multi-Task Learning With Peak Attention. IEEE J Biomed Health Inform 2024;28:5335–46. https://doi.org/10.1109/JBHI.2024.3412103.</w:t>
-      </w:r>
-    </w:p>
-    <w:p>
-      <w:pPr>
-        <w:pStyle w:val="BodyText"/>
-      </w:pPr>
-      <w:r>
-        <w:t xml:space="preserve">[25] Rescio G, Manni A, Caroppo A, Ciccarelli M, Papetti A, Leone A. Ambient and wearable system for workers’ stress evaluation. Comput Ind 2023;148:103905. https://doi.org/10.1016/j.compind.2023.103905.</w:t>
-      </w:r>
-    </w:p>
-    <w:p>
-      <w:pPr>
-        <w:pStyle w:val="BodyText"/>
-      </w:pPr>
-      <w:r>
-        <w:t xml:space="preserve">[26] Vos G, Trinh K, Sarnyai Z, Rahimi Azghadi M. Generalizable machine learning for stress monitoring from wearable devices: A systematic literature review. Int J Med Inform 2023;173:105026. https://doi.org/10.1016/j.ijmedinf.2023.105026.</w:t>
-      </w:r>
-    </w:p>
-    <w:p>
-      <w:pPr>
-        <w:pStyle w:val="BodyText"/>
-      </w:pPr>
-      <w:r>
-        <w:t xml:space="preserve">[27] Zhu L, Spachos P, Ng PC, Yu Y, Wang Y, Plataniotis K, et al. Stress Detection Through Wrist-Based Electrodermal Activity Monitoring and Machine Learning. IEEE J Biomed Health Inform 2023;27:2155–65. https://doi.org/10.1109/JBHI.2023.3239305.</w:t>
-      </w:r>
-    </w:p>
-    <w:p>
-      <w:pPr>
-        <w:pStyle w:val="BodyText"/>
-      </w:pPr>
-      <w:r>
-        <w:t xml:space="preserve">[28] Almadhor A, Sampedro GA, Abisado M, Abbas S, Kim Y-J, Khan MA, et al. Wrist-Based Electrodermal Activity Monitoring for Stress Detection Using Federated Learning. Sensors 2023;23:3984. https://doi.org/10.3390/s23083984.</w:t>
-      </w:r>
-    </w:p>
-    <w:p>
-      <w:pPr>
-        <w:pStyle w:val="BodyText"/>
-      </w:pPr>
-      <w:r>
-        <w:t xml:space="preserve">[29] Alsahreef MS, Alfahmi M, Alharbi E, Jones JM, Jaber M, Alomainy A. IoMT-Based Proactive Approach for Detecting Stress in Physicians to Reduce Medical Errors. IEEE Access 2026;14:45934–47. https://doi.org/10.1109/ACCESS.2026.3674740.</w:t>
-      </w:r>
-    </w:p>
-    <w:p>
-      <w:pPr>
-        <w:pStyle w:val="BodyText"/>
-      </w:pPr>
-      <w:r>
-        <w:t xml:space="preserve">[30] Anandan M, Palanisamy R. Wearable ECG Sensor-Based Cognitive Stress Detection During Physical Activity Using Multifractal Detrended Fluctuation Analysis. IEEE Sens Lett 2025;9:1–4. https://doi.org/10.1109/LSENS.2025.3605112.</w:t>
-      </w:r>
-    </w:p>
-    <w:p>
-      <w:pPr>
-        <w:pStyle w:val="BodyText"/>
-      </w:pPr>
-      <w:r>
-        <w:t xml:space="preserve">[31] Ali MS, Motin MA, Kabir S. ReTeNet: A Residual Encoder and Transformer Encoders Network for Stress Monitoring From Wearable Device. IEEE Signal Process Lett 2025;32:3635–9. https://doi.org/10.1109/LSP.2025.3607767.</w:t>
-      </w:r>
-    </w:p>
-    <w:p>
-      <w:pPr>
-        <w:pStyle w:val="BodyText"/>
-      </w:pPr>
-      <w:r>
-        <w:t xml:space="preserve">[32] Ali MS, Bipro SS, Motin MA, Kabir S, Sharma M, Chowdhury MEH. TEANet: A Transpose-Enhanced Autoencoder Network for Stress Monitoring on Resource-Constrained Wearable Device. IEEE Access 2026;14:9560–71. https://doi.org/10.1109/ACCESS.2025.3644400.</w:t>
-      </w:r>
-    </w:p>
-    <w:p>
-      <w:pPr>
-        <w:pStyle w:val="BodyText"/>
-      </w:pPr>
-      <w:r>
-        <w:t xml:space="preserve">[33] Ali MS, Motin MA, Bipro SS, Kabir S, Syfullah MK, Kumar DK. Detection of Mental Stress From Photoplethysmography for Under-Resourced Healthcare Systems. IEEE Sens J 2026;26:6293–301. https://doi.org/10.1109/JSEN.2025.3649586.</w:t>
-      </w:r>
-    </w:p>
-    <w:p>
-      <w:pPr>
-        <w:pStyle w:val="BodyText"/>
-      </w:pPr>
-      <w:r>
-        <w:t xml:space="preserve">[34] Rashid N, Mortlock T, Faruque MAA. Stress Detection Using Context-Aware Sensor Fusion From Wearable Devices. IEEE Internet Things J 2023;10:14114–27. https://doi.org/10.1109/JIOT.2023.3265768.</w:t>
-      </w:r>
-    </w:p>
-    <w:p>
-      <w:pPr>
-        <w:pStyle w:val="BodyText"/>
-      </w:pPr>
-      <w:r>
-        <w:t xml:space="preserve">[35] Awada M, Becerik Gerber B, Lucas GM, Roll SC. Stress appraisal in the workplace and its associations with productivity and mood: Insights from a multimodal machine learning analysis. PLOS ONE 2024;19:e0296468. https://doi.org/10.1371/journal.pone.0296468.</w:t>
-      </w:r>
-    </w:p>
-    <w:p>
-      <w:pPr>
-        <w:pStyle w:val="BodyText"/>
-      </w:pPr>
-      <w:r>
-        <w:t xml:space="preserve">[36] Rahman FN, Bindra PS, Nawar A, Crane HT, Sanchez-Perez JA, Berkebile JA, et al. A wearable system enabling acute stress monitoring and closed-loop mitigation through transcutaneous median nerve stimulation. Biosens Bioelectron 2026;301:118461. https://doi.org/10.1016/j.bios.2026.118461.</w:t>
-      </w:r>
-    </w:p>
-    <w:p>
-      <w:pPr>
-        <w:pStyle w:val="BodyText"/>
-      </w:pPr>
-      <w:r>
-        <w:t xml:space="preserve">[37] Jui SJJ, Deo RC, Acharya R, Barua PD, Soar J, Devi A. Explainable stress detection system using hybrid CNN-Transformer and uncertainty quantification with copula GAN-based data. Biomed Signal Process Control 2026;120:109934. https://doi.org/10.1016/j.bspc.2026.109934.</w:t>
-      </w:r>
-    </w:p>
-    <w:p>
-      <w:pPr>
-        <w:pStyle w:val="BodyText"/>
-      </w:pPr>
-      <w:r>
-        <w:t xml:space="preserve">[38] Modi N, Kumar Y, Mehta K, Chaplot N. Physiological signal-based mental stress detection using hybrid deep learning models. Discov Artif Intell 2025;5:166. https://doi.org/10.1007/s44163-025-00412-8.</w:t>
-      </w:r>
-    </w:p>
-    <w:p>
-      <w:pPr>
-        <w:pStyle w:val="BodyText"/>
-      </w:pPr>
-      <w:r>
-        <w:t xml:space="preserve">[39] Li Y, Li K, Chen J, Wang S, Lu H, Wen D. Pilot Stress Detection Through Physiological Signals Using a Transformer-Based Deep Learning Model. IEEE Sens J 2023;23:11774–84. https://doi.org/10.1109/JSEN.2023.3247341.</w:t>
-      </w:r>
-    </w:p>
-    <w:p>
-      <w:pPr>
-        <w:pStyle w:val="BodyText"/>
-      </w:pPr>
-      <w:r>
-        <w:t xml:space="preserve">[40] Ehrhart M, Resch B, Havas C, Niederseer D. A Conditional GAN for Generating Time Series Data for Stress Detection in Wearable Physiological Sensor Data. Sensors 2022;22:5969. https://doi.org/10.3390/s22165969.</w:t>
-      </w:r>
-    </w:p>
-    <w:p>
-      <w:pPr>
-        <w:pStyle w:val="BodyText"/>
-      </w:pPr>
-      <w:r>
-        <w:t xml:space="preserve">[41] Gabrielli D, Prenkaj B, Velardi P. Seamless monitoring of stress levels leveraging a foundational model for time sequences. Artif Intell Med 2026;173:103336. https://doi.org/10.1016/j.artmed.2025.103336.</w:t>
-      </w:r>
-    </w:p>
-    <w:p>
-      <w:pPr>
-        <w:pStyle w:val="BodyText"/>
-      </w:pPr>
-      <w:r>
-        <w:t xml:space="preserve">[42] Bello-Orgaz G, Menéndez HD, Quintana-Quiroga F, Díaz-Álvarez A. Smart devices and stress level detection: Balancing machine learning model complexity and device intrusiveness. Biomed Signal Process Control 2026;117:109683. https://doi.org/10.1016/j.bspc.2026.109683.</w:t>
-      </w:r>
-    </w:p>
-    <w:p>
-      <w:pPr>
-        <w:pStyle w:val="BodyText"/>
-      </w:pPr>
-      <w:r>
-        <w:t xml:space="preserve">[43] Momeni N, Valdes AA, Rodrigues J, Sandi C, Atienza D. CAFS: Cost-Aware Features Selection Method for Multimodal Stress Monitoring on Wearable Devices. IEEE Trans Biomed Eng 2022;69:1072–84. https://doi.org/10.1109/TBME.2021.3113593.</w:t>
-      </w:r>
-    </w:p>
-    <w:p>
-      <w:pPr>
-        <w:pStyle w:val="BodyText"/>
-      </w:pPr>
-      <w:r>
-        <w:t xml:space="preserve">[44] Khan HA, Nguyen TN, Shafiq G, Mirza J, Javed MA. A Secure Wearable Framework for Stress Detection in Patients Affected by Communicable Diseases. IEEE Sens J 2023;23:981–8. https://doi.org/10.1109/JSEN.2022.3204586.</w:t>
-      </w:r>
-    </w:p>
-    <w:p>
-      <w:pPr>
-        <w:pStyle w:val="BodyText"/>
-      </w:pPr>
-      <w:r>
-        <w:t xml:space="preserve">[45] Moser MK, Ehrhart M, Resch B. An Explainable Deep Learning Approach for Stress Detection in Wearable Sensor Measurements. Sensors 2024;24:5085. https://doi.org/10.3390/s24165085.</w:t>
-      </w:r>
-    </w:p>
-    <w:p>
-      <w:pPr>
-        <w:pStyle w:val="BodyText"/>
-      </w:pPr>
-      <w:r>
-        <w:t xml:space="preserve">[46] Shikha S, Sethia D, Indu S. Optimization of Wearable Biosensor Data for Stress Classification Using Machine Learning and Explainable AI. IEEE Access 2024;12:169310–27. https://doi.org/10.1109/ACCESS.2024.3463742.</w:t>
-      </w:r>
-    </w:p>
-    <w:p>
-      <w:pPr>
-        <w:pStyle w:val="BodyText"/>
-      </w:pPr>
-      <w:r>
-        <w:t xml:space="preserve">[47] Rahman S, Udhayakumar R, Kaplan D, McCarthy B, Dawood T, Mellor N, et al. Photoplethysmography as a noninvasive surrogate for microneurography in measuring stress-induced sympathetic nervous activation – A machine learning approach. Comput Biol Med 2025;185:109522. https://doi.org/10.1016/j.compbiomed.2024.109522.</w:t>
-      </w:r>
-    </w:p>
-    <w:p>
-      <w:pPr>
-        <w:pStyle w:val="BodyText"/>
-      </w:pPr>
-      <w:r>
-        <w:t xml:space="preserve">[48] De Marchi B, Agovi E, Aliverti A. Stress Level Assessment by a Multi-Parametric Wearable Platform: Relevance of Different Physiological Signals. Inf Syst Front 2025;27:113–37. https://doi.org/10.1007/s10796-024-10550-6.</w:t>
-      </w:r>
-    </w:p>
-    <w:p>
-      <w:pPr>
-        <w:pStyle w:val="BodyText"/>
-      </w:pPr>
-      <w:r>
-        <w:t xml:space="preserve">[49] Onim MSH, Thapliyal H, Rhodus EK. Utilizing Machine Learning for Context-Aware Digital Biomarker of Stress in Older Adults. Information 2024;15:274. https://doi.org/10.3390/info15050274.</w:t>
-      </w:r>
-    </w:p>
-    <w:p>
-      <w:pPr>
-        <w:pStyle w:val="BodyText"/>
-      </w:pPr>
-      <w:r>
-        <w:t xml:space="preserve">[50] Moser MK, Resch B, Ehrhart M. An Individual-Oriented Algorithm for Stress Detection in Wearable Sensor Measurements. IEEE Sens J 2023;23:22845–56. https://doi.org/10.1109/JSEN.2023.3304422.</w:t>
-      </w:r>
-    </w:p>
-    <w:p>
-      <w:pPr>
-        <w:pStyle w:val="BodyText"/>
-      </w:pPr>
-      <w:r>
-        <w:t xml:space="preserve">[51] Bin Heyat MB, Akhtar F, Abbas SJ, Al-Sarem M, Alqarafi A, Stalin A, et al. Wearable Flexible Electronics Based Cardiac Electrode for Researcher Mental Stress Detection System Using Machine Learning Models on Single Lead Electrocardiogram Signal. Biosensors 2022;12:427. https://doi.org/10.3390/bios12060427.</w:t>
-      </w:r>
-    </w:p>
-    <w:p>
-      <w:pPr>
-        <w:pStyle w:val="BodyText"/>
-      </w:pPr>
-      <w:r>
-        <w:t xml:space="preserve">[52] Ribeiro G, Postolache O, Martín FF. A New Intelligent Approach for Automatic Stress Level Assessment Based on Multiple Physiological Parameters Monitoring. IEEE Trans Instrum Meas 2024;73:1–14. https://doi.org/10.1109/TIM.2023.3342218.</w:t>
-      </w:r>
-    </w:p>
-    <w:p>
-      <w:pPr>
-        <w:pStyle w:val="BodyText"/>
-      </w:pPr>
-      <w:r>
-        <w:t xml:space="preserve">[53] Subathra P, Malarvizhi S, Ferents Koni Jiavana K, Patil S. A Wearable Electronic Band for Stress Understanding Using Machine Learning. IEEE Sens J 2025;25:38639–48. https://doi.org/10.1109/JSEN.2025.3590380.</w:t>
-      </w:r>
-    </w:p>
-    <w:p>
-      <w:pPr>
-        <w:pStyle w:val="BodyText"/>
-      </w:pPr>
-      <w:r>
-        <w:t xml:space="preserve">[54] Vos G, Trinh K, Sarnyai Z, Rahimi Azghadi M. Ensemble machine learning model trained on a new synthesized dataset generalizes well for stress prediction using wearable devices. J Biomed Inform 2023;148:104556. https://doi.org/10.1016/j.jbi.2023.104556.</w:t>
-      </w:r>
-    </w:p>
-    <w:p>
-      <w:pPr>
-        <w:pStyle w:val="BodyText"/>
-      </w:pPr>
-      <w:r>
-        <w:t xml:space="preserve">[55] El Arwadi L, Abu Daher L. CardioMind: Deep Learning Framework for Stress Detection Using IoT Devices. IEEE Access 2025;13:197027–42. https://doi.org/10.1109/ACCESS.2025.3633760.</w:t>
-      </w:r>
-    </w:p>
-    <w:p>
-      <w:pPr>
-        <w:pStyle w:val="BodyText"/>
-      </w:pPr>
-      <w:r>
-        <w:t xml:space="preserve">[56] Bloomfield LSP, Fudolig MI, Kim J, Llorin J, Lovato JL, McGinnis EW, et al. Predicting stress in first-year college students using sleep data from wearable devices. PLOS Digit Health 2024;3:e0000473. https://doi.org/10.1371/journal.pdig.0000473.</w:t>
-      </w:r>
-    </w:p>
-    <w:p>
-      <w:pPr>
-        <w:pStyle w:val="BodyText"/>
-      </w:pPr>
-      <w:r>
-        <w:t xml:space="preserve">[57] Li J, Washington P. A Comparison of Personalized and Generalized Approaches to Emotion Recognition Using Consumer Wearable Devices: Machine Learning Study. JMIR AI 2024;3:e52171. https://doi.org/10.2196/52171.</w:t>
-      </w:r>
-    </w:p>
-    <w:p>
-      <w:pPr>
-        <w:pStyle w:val="BodyText"/>
-      </w:pPr>
-      <w:r>
-        <w:t xml:space="preserve">[58] Abdul Kader L, Al-Shargie F, Tariq U, Al-Nashash H. One-Channel Wearable Mental Stress State Monitoring System. Sensors 2024;24:5373. https://doi.org/10.3390/s24165373.</w:t>
-      </w:r>
-    </w:p>
-    <w:p>
-      <w:pPr>
-        <w:pStyle w:val="BodyText"/>
-      </w:pPr>
-      <w:r>
-        <w:t xml:space="preserve">[59] Kim H, Song S, Cho BH, Jang DP. Deep learning-based stress detection for daily life use using single-channel EEG and GSR in a virtual reality interview paradigm. PLOS ONE 2024;19:e0305864. https://doi.org/10.1371/journal.pone.0305864.</w:t>
-      </w:r>
-    </w:p>
-    <w:p>
-      <w:pPr>
-        <w:pStyle w:val="BodyText"/>
-      </w:pPr>
-      <w:r>
-        <w:t xml:space="preserve">[60] Laiti J, Liu Y, Dunne PJ, Byrne E, Zhu T. Real-World Classification of Student Stress and Fatigue Using Wearable PPG Recordings. IEEE Trans Affect Comput 2026;17:587–601. https://doi.org/10.1109/TAFFC.2025.3628467.</w:t>
-      </w:r>
-    </w:p>
-    <w:p>
-      <w:pPr>
-        <w:pStyle w:val="BodyText"/>
-      </w:pPr>
-      <w:r>
-        <w:t xml:space="preserve">[61] Kim W, Kutsuzawa G, Maruyama M. Emotion recognition and forecasting from wearable data via cluster-guided attention with cross-species pretraining. Intell Syst Appl 2025;27:200560. https://doi.org/10.1016/j.iswa.2025.200560.</w:t>
-      </w:r>
-    </w:p>
-    <w:bookmarkEnd w:id="93"/>
     <w:sectPr/>
   </w:body>
 </w:document>

--- a/manuscript/Manuscript_BSPC.docx
+++ b/manuscript/Manuscript_BSPC.docx
@@ -757,7 +757,7 @@
       <w:r>
         <w:drawing>
           <wp:inline>
-            <wp:extent cx="5245768" cy="4982219"/>
+            <wp:extent cx="5334000" cy="4165012"/>
             <wp:effectExtent b="0" l="0" r="0" t="0"/>
             <wp:docPr descr="" title="" id="23" name="Picture"/>
             <a:graphic>
@@ -778,7 +778,7 @@
                   <pic:spPr bwMode="auto">
                     <a:xfrm>
                       <a:off x="0" y="0"/>
-                      <a:ext cx="5245768" cy="4982219"/>
+                      <a:ext cx="5334000" cy="4165012"/>
                     </a:xfrm>
                     <a:prstGeom prst="rect">
                       <a:avLst/>
@@ -812,43 +812,61 @@
         <w:t xml:space="preserve"> </w:t>
       </w:r>
       <w:r>
-        <w:t xml:space="preserve">Processing chain shared by wearable and camera-based stress and attention</w:t>
-      </w:r>
-      <w:r>
-        <w:t xml:space="preserve"> </w:t>
-      </w:r>
-      <w:r>
-        <w:t xml:space="preserve">monitoring systems. Contact channels and the contactless camera channel are conditioned and</w:t>
-      </w:r>
-      <w:r>
-        <w:t xml:space="preserve"> </w:t>
-      </w:r>
-      <w:r>
-        <w:t xml:space="preserve">represented separately, combined at a feature, decision or hybrid fusion stage, and passed to</w:t>
-      </w:r>
-      <w:r>
-        <w:t xml:space="preserve"> </w:t>
-      </w:r>
-      <w:r>
-        <w:t xml:space="preserve">an inference model. The evaluation protocol stage is drawn explicitly because the same model</w:t>
-      </w:r>
-      <w:r>
-        <w:t xml:space="preserve"> </w:t>
-      </w:r>
-      <w:r>
-        <w:t xml:space="preserve">and the same data yield materially different reported performance depending on whether</w:t>
-      </w:r>
-      <w:r>
-        <w:t xml:space="preserve"> </w:t>
-      </w:r>
-      <w:r>
-        <w:t xml:space="preserve">evaluation is personalized, subject dependent, subject independent or cross-dataset. The</w:t>
-      </w:r>
-      <w:r>
-        <w:t xml:space="preserve"> </w:t>
-      </w:r>
-      <w:r>
-        <w:t xml:space="preserve">dashed return path denotes closed-loop actuation.</w:t>
+        <w:t xml:space="preserve">Seven-stage processing chain shared by the wearable and camera-based stress and</w:t>
+      </w:r>
+      <w:r>
+        <w:t xml:space="preserve"> </w:t>
+      </w:r>
+      <w:r>
+        <w:t xml:space="preserve">attention monitoring systems reviewed here, with a representative trace drawn inside each</w:t>
+      </w:r>
+      <w:r>
+        <w:t xml:space="preserve"> </w:t>
+      </w:r>
+      <w:r>
+        <w:t xml:space="preserve">acquisition card. Contact channels (green) and the contactless camera channel (purple) are</w:t>
+      </w:r>
+      <w:r>
+        <w:t xml:space="preserve"> </w:t>
+      </w:r>
+      <w:r>
+        <w:t xml:space="preserve">conditioned and represented separately before being combined at a feature, decision, hybrid</w:t>
+      </w:r>
+      <w:r>
+        <w:t xml:space="preserve"> </w:t>
+      </w:r>
+      <w:r>
+        <w:t xml:space="preserve">or context-gated fusion stage and passed to an inference model. The evaluation protocol is</w:t>
+      </w:r>
+      <w:r>
+        <w:t xml:space="preserve"> </w:t>
+      </w:r>
+      <w:r>
+        <w:t xml:space="preserve">drawn as a stage of equal standing, and highlighted, because it is the stage that determines</w:t>
+      </w:r>
+      <w:r>
+        <w:t xml:space="preserve"> </w:t>
+      </w:r>
+      <w:r>
+        <w:t xml:space="preserve">what a reported accuracy means: the median within-study swing attributable to it is 9.14</w:t>
+      </w:r>
+      <w:r>
+        <w:t xml:space="preserve"> </w:t>
+      </w:r>
+      <w:r>
+        <w:t xml:space="preserve">percentage points against 4.67 for the fusion stage. The dashed return path denotes</w:t>
+      </w:r>
+      <w:r>
+        <w:t xml:space="preserve"> </w:t>
+      </w:r>
+      <w:r>
+        <w:t xml:space="preserve">closed-loop actuation, in which a decision drives stimulation or feedback that the sensors</w:t>
+      </w:r>
+      <w:r>
+        <w:t xml:space="preserve"> </w:t>
+      </w:r>
+      <w:r>
+        <w:t xml:space="preserve">then observe.</w:t>
       </w:r>
     </w:p>
     <w:bookmarkEnd w:id="25"/>
@@ -3378,7 +3396,7 @@
       <w:r>
         <w:drawing>
           <wp:inline>
-            <wp:extent cx="5264102" cy="3717184"/>
+            <wp:extent cx="5291603" cy="3742393"/>
             <wp:effectExtent b="0" l="0" r="0" t="0"/>
             <wp:docPr descr="" title="" id="38" name="Picture"/>
             <a:graphic>
@@ -3399,7 +3417,7 @@
                   <pic:spPr bwMode="auto">
                     <a:xfrm>
                       <a:off x="0" y="0"/>
-                      <a:ext cx="5264102" cy="3717184"/>
+                      <a:ext cx="5291603" cy="3742393"/>
                     </a:xfrm>
                     <a:prstGeom prst="rect">
                       <a:avLst/>
@@ -3638,7 +3656,7 @@
       <w:r>
         <w:drawing>
           <wp:inline>
-            <wp:extent cx="5280660" cy="1859183"/>
+            <wp:extent cx="5280660" cy="1934264"/>
             <wp:effectExtent b="0" l="0" r="0" t="0"/>
             <wp:docPr descr="" title="" id="44" name="Picture"/>
             <a:graphic>
@@ -3659,7 +3677,7 @@
                   <pic:spPr bwMode="auto">
                     <a:xfrm>
                       <a:off x="0" y="0"/>
-                      <a:ext cx="5280660" cy="1859183"/>
+                      <a:ext cx="5280660" cy="1934264"/>
                     </a:xfrm>
                     <a:prstGeom prst="rect">
                       <a:avLst/>
@@ -10656,7 +10674,7 @@
       <w:r>
         <w:drawing>
           <wp:inline>
-            <wp:extent cx="5280660" cy="1803047"/>
+            <wp:extent cx="5280660" cy="1773398"/>
             <wp:effectExtent b="0" l="0" r="0" t="0"/>
             <wp:docPr descr="" title="" id="68" name="Picture"/>
             <a:graphic>
@@ -10677,7 +10695,7 @@
                   <pic:spPr bwMode="auto">
                     <a:xfrm>
                       <a:off x="0" y="0"/>
-                      <a:ext cx="5280660" cy="1803047"/>
+                      <a:ext cx="5280660" cy="1773398"/>
                     </a:xfrm>
                     <a:prstGeom prst="rect">
                       <a:avLst/>
@@ -11005,7 +11023,7 @@
       <w:r>
         <w:drawing>
           <wp:inline>
-            <wp:extent cx="5280660" cy="1952317"/>
+            <wp:extent cx="5280660" cy="1931212"/>
             <wp:effectExtent b="0" l="0" r="0" t="0"/>
             <wp:docPr descr="" title="" id="72" name="Picture"/>
             <a:graphic>
@@ -11026,7 +11044,7 @@
                   <pic:spPr bwMode="auto">
                     <a:xfrm>
                       <a:off x="0" y="0"/>
-                      <a:ext cx="5280660" cy="1952317"/>
+                      <a:ext cx="5280660" cy="1931212"/>
                     </a:xfrm>
                     <a:prstGeom prst="rect">
                       <a:avLst/>
@@ -13532,6 +13550,9 @@
   </w:docDefaults>
   <w:latentStyles w:count="276" w:defLockedState="0" w:defQFormat="0" w:defSemiHidden="0" w:defUIPriority="0" w:defUnhideWhenUsed="0"/>
   <w:style w:default="1" w:styleId="Normal" w:type="paragraph">
+    <w:pPr>
+      <w:jc w:val="both"/>
+    </w:pPr>
     <w:name w:val="Normal"/>
     <w:qFormat/>
   </w:style>
@@ -13540,11 +13561,15 @@
     <w:basedOn w:val="Normal"/>
     <w:link w:val="BodyTextChar"/>
     <w:pPr>
+      <w:jc w:val="both"/>
       <w:spacing w:after="180" w:before="180"/>
     </w:pPr>
     <w:qFormat/>
   </w:style>
   <w:style w:customStyle="1" w:styleId="FirstParagraph" w:type="paragraph">
+    <w:pPr>
+      <w:jc w:val="both"/>
+    </w:pPr>
     <w:name w:val="First Paragraph"/>
     <w:basedOn w:val="BodyText"/>
     <w:next w:val="BodyText"/>
@@ -13555,6 +13580,7 @@
     <w:basedOn w:val="BodyText"/>
     <w:qFormat/>
     <w:pPr>
+      <w:jc w:val="both"/>
       <w:spacing w:after="36" w:before="36"/>
     </w:pPr>
   </w:style>
@@ -13639,6 +13665,7 @@
     <w:next w:val="BodyText"/>
     <w:qFormat/>
     <w:pPr>
+      <w:jc w:val="both"/>
       <w:keepNext/>
       <w:keepLines/>
       <w:spacing w:after="300" w:before="100"/>
@@ -13852,6 +13879,7 @@
     <w:unhideWhenUsed/>
     <w:qFormat/>
     <w:pPr>
+      <w:jc w:val="both"/>
       <w:spacing w:after="100" w:before="100"/>
       <w:ind w:firstLine="0" w:left="480" w:right="480"/>
     </w:pPr>
@@ -13922,6 +13950,7 @@
     <w:basedOn w:val="Normal"/>
     <w:link w:val="BodyTextChar"/>
     <w:pPr>
+      <w:jc w:val="both"/>
       <w:spacing w:after="120" w:before="0"/>
     </w:pPr>
     <w:rPr>
@@ -13932,10 +13961,14 @@
     <w:name w:val="Table Caption"/>
     <w:basedOn w:val="Caption"/>
     <w:pPr>
+      <w:jc w:val="both"/>
       <w:keepNext/>
     </w:pPr>
   </w:style>
   <w:style w:customStyle="1" w:styleId="ImageCaption" w:type="paragraph">
+    <w:pPr>
+      <w:jc w:val="both"/>
+    </w:pPr>
     <w:name w:val="Image Caption"/>
     <w:basedOn w:val="Caption"/>
   </w:style>

--- a/manuscript/Manuscript_BSPC.docx
+++ b/manuscript/Manuscript_BSPC.docx
@@ -11122,7 +11122,7 @@
         <w:t xml:space="preserve"> </w:t>
       </w:r>
       <w:r>
-        <w:t xml:space="preserve">(r=+0.15, slope +3.7 pp per decade, k=15). Studies evaluating on 15 participants report</w:t>
+        <w:t xml:space="preserve">(r=+0.12, slope +3.1 pp per decade, k=16). Studies evaluating on 15 participants report</w:t>
       </w:r>
       <w:r>
         <w:t xml:space="preserve"> </w:t>

--- a/manuscript/Manuscript_BSPC.docx
+++ b/manuscript/Manuscript_BSPC.docx
@@ -802,16 +802,6 @@
         <w:pStyle w:val="ImageCaption"/>
       </w:pPr>
       <w:r>
-        <w:rPr>
-          <w:bCs/>
-          <w:b/>
-        </w:rPr>
-        <w:t xml:space="preserve">Figure 1:</w:t>
-      </w:r>
-      <w:r>
-        <w:t xml:space="preserve"> </w:t>
-      </w:r>
-      <w:r>
         <w:t xml:space="preserve">Seven-stage processing chain shared by the wearable and camera-based stress and</w:t>
       </w:r>
       <w:r>
@@ -1735,16 +1725,6 @@
       <w:pPr>
         <w:pStyle w:val="TableCaption"/>
       </w:pPr>
-      <w:r>
-        <w:rPr>
-          <w:bCs/>
-          <w:b/>
-        </w:rPr>
-        <w:t xml:space="preserve">Table 1:</w:t>
-      </w:r>
-      <w:r>
-        <w:t xml:space="preserve"> </w:t>
-      </w:r>
       <w:r>
         <w:t xml:space="preserve">Composition of the screened corpus and inclusion yield by publisher of record.</w:t>
       </w:r>
@@ -1767,7 +1747,7 @@
         <w:tblW w:type="auto" w:w="0"/>
         <w:tblLook w:firstRow="1" w:lastRow="0" w:firstColumn="0" w:lastColumn="0" w:noHBand="0" w:noVBand="0" w:val="0020"/>
         <w:jc w:val="start"/>
-        <w:tblCaption w:val="Table 1: Composition of the screened corpus and inclusion yield by publisher of record. Inclusion yield is the proportion of screened records from that publisher that met all eligibility criteria."/>
+        <w:tblCaption w:val="Composition of the screened corpus and inclusion yield by publisher of record. Inclusion yield is the proportion of screened records from that publisher that met all eligibility criteria."/>
       </w:tblPr>
       <w:tblGrid>
         <w:gridCol w:w="1584"/>
@@ -2761,16 +2741,6 @@
         <w:pStyle w:val="TableCaption"/>
       </w:pPr>
       <w:r>
-        <w:rPr>
-          <w:bCs/>
-          <w:b/>
-        </w:rPr>
-        <w:t xml:space="preserve">Table 2:</w:t>
-      </w:r>
-      <w:r>
-        <w:t xml:space="preserve"> </w:t>
-      </w:r>
-      <w:r>
         <w:t xml:space="preserve">Eligibility criteria and the number of records excluded under each. Exclusion</w:t>
       </w:r>
       <w:r>
@@ -2786,7 +2756,7 @@
         <w:tblW w:type="auto" w:w="0"/>
         <w:tblLook w:firstRow="1" w:lastRow="0" w:firstColumn="0" w:lastColumn="0" w:noHBand="0" w:noVBand="0" w:val="0020"/>
         <w:jc w:val="start"/>
-        <w:tblCaption w:val="Table 2: Eligibility criteria and the number of records excluded under each. Exclusion reasons are mutually exclusive and were applied in the order listed."/>
+        <w:tblCaption w:val="Eligibility criteria and the number of records excluded under each. Exclusion reasons are mutually exclusive and were applied in the order listed."/>
       </w:tblPr>
       <w:tblGrid>
         <w:gridCol w:w="1980"/>
@@ -3441,16 +3411,6 @@
         <w:pStyle w:val="ImageCaption"/>
       </w:pPr>
       <w:r>
-        <w:rPr>
-          <w:bCs/>
-          <w:b/>
-        </w:rPr>
-        <w:t xml:space="preserve">Figure 2:</w:t>
-      </w:r>
-      <w:r>
-        <w:t xml:space="preserve"> </w:t>
-      </w:r>
-      <w:r>
         <w:t xml:space="preserve">PRISMA flow of record identification, screening, eligibility appraisal, independent</w:t>
       </w:r>
       <w:r>
@@ -3541,7 +3501,7 @@
       <w:r>
         <w:drawing>
           <wp:inline>
-            <wp:extent cx="5280660" cy="1931631"/>
+            <wp:extent cx="5334000" cy="3956877"/>
             <wp:effectExtent b="0" l="0" r="0" t="0"/>
             <wp:docPr descr="" title="" id="41" name="Picture"/>
             <a:graphic>
@@ -3562,7 +3522,7 @@
                   <pic:spPr bwMode="auto">
                     <a:xfrm>
                       <a:off x="0" y="0"/>
-                      <a:ext cx="5280660" cy="1931631"/>
+                      <a:ext cx="5334000" cy="3956877"/>
                     </a:xfrm>
                     <a:prstGeom prst="rect">
                       <a:avLst/>
@@ -3586,16 +3546,6 @@
         <w:pStyle w:val="ImageCaption"/>
       </w:pPr>
       <w:r>
-        <w:rPr>
-          <w:bCs/>
-          <w:b/>
-        </w:rPr>
-        <w:t xml:space="preserve">Figure 3:</w:t>
-      </w:r>
-      <w:r>
-        <w:t xml:space="preserve"> </w:t>
-      </w:r>
-      <w:r>
         <w:t xml:space="preserve">Composition of the included corpus. Figure 3(a) shows the number of</w:t>
       </w:r>
       <w:r>
@@ -3656,7 +3606,7 @@
       <w:r>
         <w:drawing>
           <wp:inline>
-            <wp:extent cx="5280660" cy="1934264"/>
+            <wp:extent cx="5334000" cy="3958219"/>
             <wp:effectExtent b="0" l="0" r="0" t="0"/>
             <wp:docPr descr="" title="" id="44" name="Picture"/>
             <a:graphic>
@@ -3677,7 +3627,7 @@
                   <pic:spPr bwMode="auto">
                     <a:xfrm>
                       <a:off x="0" y="0"/>
-                      <a:ext cx="5280660" cy="1934264"/>
+                      <a:ext cx="5334000" cy="3958219"/>
                     </a:xfrm>
                     <a:prstGeom prst="rect">
                       <a:avLst/>
@@ -3701,16 +3651,6 @@
         <w:pStyle w:val="ImageCaption"/>
       </w:pPr>
       <w:r>
-        <w:rPr>
-          <w:bCs/>
-          <w:b/>
-        </w:rPr>
-        <w:t xml:space="preserve">Figure 4:</w:t>
-      </w:r>
-      <w:r>
-        <w:t xml:space="preserve"> </w:t>
-      </w:r>
-      <w:r>
         <w:t xml:space="preserve">Screening outcome and corpus provenance. Figure 4(a) shows the number</w:t>
       </w:r>
       <w:r>
@@ -3791,16 +3731,6 @@
       <w:pPr>
         <w:pStyle w:val="TableCaption"/>
       </w:pPr>
-      <w:r>
-        <w:rPr>
-          <w:bCs/>
-          <w:b/>
-        </w:rPr>
-        <w:t xml:space="preserve">Table 3:</w:t>
-      </w:r>
-      <w:r>
-        <w:t xml:space="preserve"> </w:t>
-      </w:r>
       <w:r>
         <w:t xml:space="preserve">Recovery of reporting items across all 60 included studies. An item is counted as</w:t>
       </w:r>
@@ -3829,7 +3759,7 @@
         <w:tblW w:type="auto" w:w="0"/>
         <w:tblLook w:firstRow="1" w:lastRow="0" w:firstColumn="0" w:lastColumn="0" w:noHBand="0" w:noVBand="0" w:val="0020"/>
         <w:jc w:val="start"/>
-        <w:tblCaption w:val="Table 3: Recovery of reporting items across all 60 included studies. An item is counted as recovered only where it was explicitly obtained from the openly retrievable record during verification. Rates therefore bound, from below, how completely this evidence base can be interpreted by a reader without subscription access."/>
+        <w:tblCaption w:val="Recovery of reporting items across all 60 included studies. An item is counted as recovered only where it was explicitly obtained from the openly retrievable record during verification. Rates therefore bound, from below, how completely this evidence base can be interpreted by a reader without subscription access."/>
       </w:tblPr>
       <w:tblGrid>
         <w:gridCol w:w="1980"/>
@@ -4383,16 +4313,6 @@
         <w:pStyle w:val="TableCaption"/>
       </w:pPr>
       <w:r>
-        <w:rPr>
-          <w:bCs/>
-          <w:b/>
-        </w:rPr>
-        <w:t xml:space="preserve">Table 4:</w:t>
-      </w:r>
-      <w:r>
-        <w:t xml:space="preserve"> </w:t>
-      </w:r>
-      <w:r>
         <w:t xml:space="preserve">Corroborated outcome records contributing to the quantitative synthesis. Every value</w:t>
       </w:r>
       <w:r>
@@ -4420,7 +4340,7 @@
         <w:tblW w:type="auto" w:w="0"/>
         <w:tblLook w:firstRow="1" w:lastRow="0" w:firstColumn="0" w:lastColumn="0" w:noHBand="0" w:noVBand="0" w:val="0020"/>
         <w:jc w:val="start"/>
-        <w:tblCaption w:val="Table 4: Corroborated outcome records contributing to the quantitative synthesis. Every value was recovered from the publisher or indexed record; no value is taken from a secondary citation. LOSO denotes leave-one-subject-out validation and NR denotes a cohort size or protocol that could not be recovered."/>
+        <w:tblCaption w:val="Corroborated outcome records contributing to the quantitative synthesis. Every value was recovered from the publisher or indexed record; no value is taken from a secondary citation. LOSO denotes leave-one-subject-out validation and NR denotes a cohort size or protocol that could not be recovered."/>
       </w:tblPr>
       <w:tblGrid>
         <w:gridCol w:w="990"/>
@@ -8020,7 +7940,7 @@
       <w:r>
         <w:drawing>
           <wp:inline>
-            <wp:extent cx="4587240" cy="2287990"/>
+            <wp:extent cx="5334000" cy="2925361"/>
             <wp:effectExtent b="0" l="0" r="0" t="0"/>
             <wp:docPr descr="" title="" id="53" name="Picture"/>
             <a:graphic>
@@ -8041,7 +7961,7 @@
                   <pic:spPr bwMode="auto">
                     <a:xfrm>
                       <a:off x="0" y="0"/>
-                      <a:ext cx="4587240" cy="2287990"/>
+                      <a:ext cx="5334000" cy="2925361"/>
                     </a:xfrm>
                     <a:prstGeom prst="rect">
                       <a:avLst/>
@@ -8065,16 +7985,6 @@
         <w:pStyle w:val="ImageCaption"/>
       </w:pPr>
       <w:r>
-        <w:rPr>
-          <w:bCs/>
-          <w:b/>
-        </w:rPr>
-        <w:t xml:space="preserve">Figure 5:</w:t>
-      </w:r>
-      <w:r>
-        <w:t xml:space="preserve"> </w:t>
-      </w:r>
-      <w:r>
         <w:t xml:space="preserve">Corroborated classification accuracy grouped by sensing configuration. Boxes show</w:t>
       </w:r>
       <w:r>
@@ -8603,7 +8513,7 @@
       <w:r>
         <w:drawing>
           <wp:inline>
-            <wp:extent cx="5280660" cy="2091921"/>
+            <wp:extent cx="5334000" cy="4355101"/>
             <wp:effectExtent b="0" l="0" r="0" t="0"/>
             <wp:docPr descr="" title="" id="58" name="Picture"/>
             <a:graphic>
@@ -8624,7 +8534,7 @@
                   <pic:spPr bwMode="auto">
                     <a:xfrm>
                       <a:off x="0" y="0"/>
-                      <a:ext cx="5280660" cy="2091921"/>
+                      <a:ext cx="5334000" cy="4355101"/>
                     </a:xfrm>
                     <a:prstGeom prst="rect">
                       <a:avLst/>
@@ -8648,16 +8558,6 @@
         <w:pStyle w:val="ImageCaption"/>
       </w:pPr>
       <w:r>
-        <w:rPr>
-          <w:bCs/>
-          <w:b/>
-        </w:rPr>
-        <w:t xml:space="preserve">Figure 6:</w:t>
-      </w:r>
-      <w:r>
-        <w:t xml:space="preserve"> </w:t>
-      </w:r>
-      <w:r>
         <w:t xml:space="preserve">Saturation of the WESAD benchmark. Figure 6(a) ranks all corroborated</w:t>
       </w:r>
       <w:r>
@@ -8732,16 +8632,6 @@
       <w:pPr>
         <w:pStyle w:val="TableCaption"/>
       </w:pPr>
-      <w:r>
-        <w:rPr>
-          <w:bCs/>
-          <w:b/>
-        </w:rPr>
-        <w:t xml:space="preserve">Table 5:</w:t>
-      </w:r>
-      <w:r>
-        <w:t xml:space="preserve"> </w:t>
-      </w:r>
       <w:r>
         <w:t xml:space="preserve">Within-study, protocol-matched contrasts between the best single modality and the</w:t>
       </w:r>
@@ -8770,7 +8660,7 @@
         <w:tblW w:type="auto" w:w="0"/>
         <w:tblLook w:firstRow="1" w:lastRow="0" w:firstColumn="0" w:lastColumn="0" w:noHBand="0" w:noVBand="0" w:val="0020"/>
         <w:jc w:val="start"/>
-        <w:tblCaption w:val="Table 5: Within-study, protocol-matched contrasts between the best single modality and the multimodal configuration. Each row holds cohort, pipeline and validation protocol fixed, so the difference is attributable to the added modality. Gains in the AUROC row are expressed in percentage points of AUROC and are not pooled with the accuracy rows."/>
+        <w:tblCaption w:val="Within-study, protocol-matched contrasts between the best single modality and the multimodal configuration. Each row holds cohort, pipeline and validation protocol fixed, so the difference is attributable to the added modality. Gains in the AUROC row are expressed in percentage points of AUROC and are not pooled with the accuracy rows."/>
       </w:tblPr>
       <w:tblGrid>
         <w:gridCol w:w="990"/>
@@ -9358,7 +9248,7 @@
       <w:r>
         <w:drawing>
           <wp:inline>
-            <wp:extent cx="5280660" cy="2054014"/>
+            <wp:extent cx="5334000" cy="4119286"/>
             <wp:effectExtent b="0" l="0" r="0" t="0"/>
             <wp:docPr descr="" title="" id="63" name="Picture"/>
             <a:graphic>
@@ -9379,7 +9269,7 @@
                   <pic:spPr bwMode="auto">
                     <a:xfrm>
                       <a:off x="0" y="0"/>
-                      <a:ext cx="5280660" cy="2054014"/>
+                      <a:ext cx="5334000" cy="4119286"/>
                     </a:xfrm>
                     <a:prstGeom prst="rect">
                       <a:avLst/>
@@ -9403,16 +9293,6 @@
         <w:pStyle w:val="ImageCaption"/>
       </w:pPr>
       <w:r>
-        <w:rPr>
-          <w:bCs/>
-          <w:b/>
-        </w:rPr>
-        <w:t xml:space="preserve">Figure 7:</w:t>
-      </w:r>
-      <w:r>
-        <w:t xml:space="preserve"> </w:t>
-      </w:r>
-      <w:r>
         <w:t xml:space="preserve">Within-study fusion gain. Figure 7(a) shows each study as a line</w:t>
       </w:r>
       <w:r>
@@ -9569,16 +9449,6 @@
       <w:pPr>
         <w:pStyle w:val="TableCaption"/>
       </w:pPr>
-      <w:r>
-        <w:rPr>
-          <w:bCs/>
-          <w:b/>
-        </w:rPr>
-        <w:t xml:space="preserve">Table 6:</w:t>
-      </w:r>
-      <w:r>
-        <w:t xml:space="preserve"> </w:t>
-      </w:r>
       <w:r>
         <w:t xml:space="preserve">Within-study contrasts attributable to evaluation choices. Each row reports the same</w:t>
       </w:r>
@@ -9607,7 +9477,7 @@
         <w:tblW w:type="auto" w:w="0"/>
         <w:tblLook w:firstRow="1" w:lastRow="0" w:firstColumn="0" w:lastColumn="0" w:noHBand="0" w:noVBand="0" w:val="0020"/>
         <w:jc w:val="start"/>
-        <w:tblCaption w:val="Table 6: Within-study contrasts attributable to evaluation choices. Each row reports the same model or pipeline under a more favorable and a more realistic evaluation condition. The final rows give the median gap alongside the median within-study fusion gain for direct comparison."/>
+        <w:tblCaption w:val="Within-study contrasts attributable to evaluation choices. Each row reports the same model or pipeline under a more favorable and a more realistic evaluation condition. The final rows give the median gap alongside the median within-study fusion gain for direct comparison."/>
       </w:tblPr>
       <w:tblGrid>
         <w:gridCol w:w="1131"/>
@@ -10674,7 +10544,7 @@
       <w:r>
         <w:drawing>
           <wp:inline>
-            <wp:extent cx="5280660" cy="1773398"/>
+            <wp:extent cx="5334000" cy="4815667"/>
             <wp:effectExtent b="0" l="0" r="0" t="0"/>
             <wp:docPr descr="" title="" id="68" name="Picture"/>
             <a:graphic>
@@ -10695,7 +10565,7 @@
                   <pic:spPr bwMode="auto">
                     <a:xfrm>
                       <a:off x="0" y="0"/>
-                      <a:ext cx="5280660" cy="1773398"/>
+                      <a:ext cx="5334000" cy="4815667"/>
                     </a:xfrm>
                     <a:prstGeom prst="rect">
                       <a:avLst/>
@@ -10719,16 +10589,6 @@
         <w:pStyle w:val="ImageCaption"/>
       </w:pPr>
       <w:r>
-        <w:rPr>
-          <w:bCs/>
-          <w:b/>
-        </w:rPr>
-        <w:t xml:space="preserve">Figure 8:</w:t>
-      </w:r>
-      <w:r>
-        <w:t xml:space="preserve"> </w:t>
-      </w:r>
-      <w:r>
         <w:t xml:space="preserve">Evaluation effects against fusion effects. Figure 8(a) shows each</w:t>
       </w:r>
       <w:r>
@@ -11023,7 +10883,7 @@
       <w:r>
         <w:drawing>
           <wp:inline>
-            <wp:extent cx="5280660" cy="1931212"/>
+            <wp:extent cx="5334000" cy="4119286"/>
             <wp:effectExtent b="0" l="0" r="0" t="0"/>
             <wp:docPr descr="" title="" id="72" name="Picture"/>
             <a:graphic>
@@ -11044,7 +10904,7 @@
                   <pic:spPr bwMode="auto">
                     <a:xfrm>
                       <a:off x="0" y="0"/>
-                      <a:ext cx="5280660" cy="1931212"/>
+                      <a:ext cx="5334000" cy="4119286"/>
                     </a:xfrm>
                     <a:prstGeom prst="rect">
                       <a:avLst/>
@@ -11068,16 +10928,6 @@
         <w:pStyle w:val="ImageCaption"/>
       </w:pPr>
       <w:r>
-        <w:rPr>
-          <w:bCs/>
-          <w:b/>
-        </w:rPr>
-        <w:t xml:space="preserve">Figure 9:</w:t>
-      </w:r>
-      <w:r>
-        <w:t xml:space="preserve"> </w:t>
-      </w:r>
-      <w:r>
         <w:t xml:space="preserve">Transfer behavior and the absence of a cohort-size effect.</w:t>
       </w:r>
       <w:r>
@@ -11200,7 +11050,7 @@
       <w:r>
         <w:drawing>
           <wp:inline>
-            <wp:extent cx="5280660" cy="1933515"/>
+            <wp:extent cx="5334000" cy="3740779"/>
             <wp:effectExtent b="0" l="0" r="0" t="0"/>
             <wp:docPr descr="" title="" id="75" name="Picture"/>
             <a:graphic>
@@ -11221,7 +11071,7 @@
                   <pic:spPr bwMode="auto">
                     <a:xfrm>
                       <a:off x="0" y="0"/>
-                      <a:ext cx="5280660" cy="1933515"/>
+                      <a:ext cx="5334000" cy="3740779"/>
                     </a:xfrm>
                     <a:prstGeom prst="rect">
                       <a:avLst/>
@@ -11245,16 +11095,6 @@
         <w:pStyle w:val="ImageCaption"/>
       </w:pPr>
       <w:r>
-        <w:rPr>
-          <w:bCs/>
-          <w:b/>
-        </w:rPr>
-        <w:t xml:space="preserve">Figure 10:</w:t>
-      </w:r>
-      <w:r>
-        <w:t xml:space="preserve"> </w:t>
-      </w:r>
-      <w:r>
         <w:t xml:space="preserve">Verification and reporting audit across all 60 included studies.</w:t>
       </w:r>
       <w:r>
@@ -11337,16 +11177,6 @@
       <w:pPr>
         <w:pStyle w:val="TableCaption"/>
       </w:pPr>
-      <w:r>
-        <w:rPr>
-          <w:bCs/>
-          <w:b/>
-        </w:rPr>
-        <w:t xml:space="preserve">Table 7:</w:t>
-      </w:r>
-      <w:r>
-        <w:t xml:space="preserve"> </w:t>
-      </w:r>
       <w:r>
         <w:t xml:space="preserve">Constraints on deployment, the corroborated quantitative evidence for each, and its</w:t>
       </w:r>
@@ -11369,7 +11199,7 @@
         <w:tblW w:type="auto" w:w="0"/>
         <w:tblLook w:firstRow="1" w:lastRow="0" w:firstColumn="0" w:lastColumn="0" w:noHBand="0" w:noVBand="0" w:val="0020"/>
         <w:jc w:val="start"/>
-        <w:tblCaption w:val="Table 7: Constraints on deployment, the corroborated quantitative evidence for each, and its implication. Only effects supported by a within-study contrast or a directly corroborated value are listed; magnitudes are those reported in Tables 5 and 6."/>
+        <w:tblCaption w:val="Constraints on deployment, the corroborated quantitative evidence for each, and its implication. Only effects supported by a within-study contrast or a directly corroborated value are listed; magnitudes are those reported in Tables 5 and 6."/>
       </w:tblPr>
       <w:tblGrid>
         <w:gridCol w:w="1980"/>
